--- a/public/template_b.docx
+++ b/public/template_b.docx
@@ -7,25 +7,15 @@
         <w:jc w:val="center"/>
         <w:rPr>
           <w:rFonts w:ascii="Times New Roman" w:hAnsi="Times New Roman" w:cs="Times New Roman"/>
-        </w:rPr>
-      </w:pPr>
-      <w:r>
-        <w:rPr>
-          <w:rFonts w:ascii="Times New Roman" w:hAnsi="Times New Roman" w:cs="Times New Roman"/>
-        </w:rPr>
-        <w:t>{</w:t>
-      </w:r>
-      <w:r>
-        <w:rPr>
-          <w:rFonts w:ascii="Times New Roman" w:hAnsi="Times New Roman" w:cs="Times New Roman"/>
-        </w:rPr>
-        <w:t>%logo</w:t>
-      </w:r>
-      <w:r>
-        <w:rPr>
-          <w:rFonts w:ascii="Times New Roman" w:hAnsi="Times New Roman" w:cs="Times New Roman"/>
-        </w:rPr>
-        <w:t>}</w:t>
+          <w:lang w:val="sv-SE"/>
+        </w:rPr>
+      </w:pPr>
+      <w:r>
+        <w:rPr>
+          <w:rFonts w:ascii="Times New Roman" w:hAnsi="Times New Roman" w:cs="Times New Roman"/>
+          <w:lang w:val="sv-SE"/>
+        </w:rPr>
+        <w:t>{%logo}</w:t>
       </w:r>
     </w:p>
     <w:p>
@@ -59,6 +49,7 @@
           <w:bCs/>
           <w:sz w:val="28"/>
           <w:szCs w:val="28"/>
+          <w:lang w:val="sv-SE"/>
         </w:rPr>
       </w:pPr>
       <w:r>
@@ -68,6 +59,7 @@
           <w:bCs/>
           <w:sz w:val="28"/>
           <w:szCs w:val="28"/>
+          <w:lang w:val="sv-SE"/>
         </w:rPr>
         <w:t>{namaSekolah</w:t>
       </w:r>
@@ -78,6 +70,7 @@
           <w:bCs/>
           <w:sz w:val="28"/>
           <w:szCs w:val="28"/>
+          <w:lang w:val="sv-SE"/>
         </w:rPr>
         <w:t>UP</w:t>
       </w:r>
@@ -88,6 +81,7 @@
           <w:bCs/>
           <w:sz w:val="28"/>
           <w:szCs w:val="28"/>
+          <w:lang w:val="sv-SE"/>
         </w:rPr>
         <w:t>}</w:t>
       </w:r>
@@ -126,6 +120,7 @@
           <w:rFonts w:ascii="Times New Roman" w:hAnsi="Times New Roman" w:cs="Times New Roman"/>
           <w:b/>
           <w:bCs/>
+          <w:lang w:val="sv-SE"/>
         </w:rPr>
         <w:t>{tahunPelajaran}</w:t>
       </w:r>
@@ -133,7 +128,6 @@
     <w:p>
       <w:pPr>
         <w:spacing w:after="0"/>
-        <w:jc w:val="center"/>
         <w:rPr>
           <w:rFonts w:ascii="Times New Roman" w:hAnsi="Times New Roman" w:cs="Times New Roman"/>
           <w:sz w:val="28"/>
@@ -145,33 +139,59 @@
     <w:p>
       <w:pPr>
         <w:spacing w:after="0"/>
-        <w:jc w:val="center"/>
-        <w:rPr>
-          <w:rFonts w:ascii="Times New Roman" w:hAnsi="Times New Roman" w:cs="Times New Roman"/>
-          <w:sz w:val="28"/>
-          <w:szCs w:val="28"/>
-          <w:lang w:val="sv-SE"/>
-        </w:rPr>
-      </w:pPr>
+        <w:rPr>
+          <w:rFonts w:ascii="Times New Roman" w:hAnsi="Times New Roman" w:cs="Times New Roman"/>
+          <w:b/>
+          <w:bCs/>
+          <w:lang w:val="sv-SE"/>
+        </w:rPr>
+      </w:pPr>
+      <w:r>
+        <w:rPr>
+          <w:rFonts w:ascii="Times New Roman" w:hAnsi="Times New Roman" w:cs="Times New Roman"/>
+          <w:b/>
+          <w:bCs/>
+          <w:lang w:val="sv-SE"/>
+        </w:rPr>
+        <w:t>A. Identitas</w:t>
+      </w:r>
     </w:p>
     <w:p>
       <w:pPr>
         <w:spacing w:after="0"/>
         <w:rPr>
           <w:rFonts w:ascii="Times New Roman" w:hAnsi="Times New Roman" w:cs="Times New Roman"/>
-          <w:b/>
-          <w:bCs/>
-          <w:lang w:val="sv-SE"/>
-        </w:rPr>
-      </w:pPr>
-      <w:r>
-        <w:rPr>
-          <w:rFonts w:ascii="Times New Roman" w:hAnsi="Times New Roman" w:cs="Times New Roman"/>
-          <w:b/>
-          <w:bCs/>
-          <w:lang w:val="sv-SE"/>
-        </w:rPr>
-        <w:t>A. Identitas</w:t>
+          <w:lang w:val="sv-SE"/>
+        </w:rPr>
+      </w:pPr>
+      <w:r>
+        <w:rPr>
+          <w:rFonts w:ascii="Times New Roman" w:hAnsi="Times New Roman" w:cs="Times New Roman"/>
+          <w:lang w:val="sv-SE"/>
+        </w:rPr>
+        <w:t>NUPTK</w:t>
+      </w:r>
+      <w:r>
+        <w:rPr>
+          <w:rFonts w:ascii="Times New Roman" w:hAnsi="Times New Roman" w:cs="Times New Roman"/>
+          <w:lang w:val="sv-SE"/>
+        </w:rPr>
+        <w:tab/>
+      </w:r>
+      <w:r>
+        <w:rPr>
+          <w:rFonts w:ascii="Times New Roman" w:hAnsi="Times New Roman" w:cs="Times New Roman"/>
+          <w:lang w:val="sv-SE"/>
+        </w:rPr>
+        <w:tab/>
+        <w:t xml:space="preserve">: </w:t>
+      </w:r>
+      <w:r>
+        <w:rPr>
+          <w:rFonts w:ascii="Times New Roman" w:hAnsi="Times New Roman" w:cs="Times New Roman"/>
+          <w:lang w:val="sv-SE"/>
+        </w:rPr>
+        <w:t>{nuptk}</w:t>
       </w:r>
     </w:p>
     <w:p>
@@ -187,7 +207,7 @@
           <w:rFonts w:ascii="Times New Roman" w:hAnsi="Times New Roman" w:cs="Times New Roman"/>
           <w:lang w:val="sv-SE"/>
         </w:rPr>
-        <w:t>NUPTK</w:t>
+        <w:t>Nama Guru</w:t>
       </w:r>
       <w:r>
         <w:rPr>
@@ -209,7 +229,7 @@
           <w:rFonts w:ascii="Times New Roman" w:hAnsi="Times New Roman" w:cs="Times New Roman"/>
           <w:lang w:val="sv-SE"/>
         </w:rPr>
-        <w:t>{nuptk}</w:t>
+        <w:t>{nama}</w:t>
       </w:r>
     </w:p>
     <w:p>
@@ -225,7 +245,7 @@
           <w:rFonts w:ascii="Times New Roman" w:hAnsi="Times New Roman" w:cs="Times New Roman"/>
           <w:lang w:val="sv-SE"/>
         </w:rPr>
-        <w:t>Nama Guru</w:t>
+        <w:t>Mapel/Jurusan</w:t>
       </w:r>
       <w:r>
         <w:rPr>
@@ -247,7 +267,7 @@
           <w:rFonts w:ascii="Times New Roman" w:hAnsi="Times New Roman" w:cs="Times New Roman"/>
           <w:lang w:val="sv-SE"/>
         </w:rPr>
-        <w:t>{nama}</w:t>
+        <w:t>{mapel}</w:t>
       </w:r>
     </w:p>
     <w:p>
@@ -263,14 +283,7 @@
           <w:rFonts w:ascii="Times New Roman" w:hAnsi="Times New Roman" w:cs="Times New Roman"/>
           <w:lang w:val="sv-SE"/>
         </w:rPr>
-        <w:t>Mapel/Jurusan</w:t>
-      </w:r>
-      <w:r>
-        <w:rPr>
-          <w:rFonts w:ascii="Times New Roman" w:hAnsi="Times New Roman" w:cs="Times New Roman"/>
-          <w:lang w:val="sv-SE"/>
-        </w:rPr>
-        <w:tab/>
+        <w:t>Tanggal Supervisi</w:t>
       </w:r>
       <w:r>
         <w:rPr>
@@ -285,7 +298,7 @@
           <w:rFonts w:ascii="Times New Roman" w:hAnsi="Times New Roman" w:cs="Times New Roman"/>
           <w:lang w:val="sv-SE"/>
         </w:rPr>
-        <w:t>{mapel}</w:t>
+        <w:t>{tanggal}</w:t>
       </w:r>
     </w:p>
     <w:p>
@@ -301,7 +314,21 @@
           <w:rFonts w:ascii="Times New Roman" w:hAnsi="Times New Roman" w:cs="Times New Roman"/>
           <w:lang w:val="sv-SE"/>
         </w:rPr>
-        <w:t>Tanggal Supervisi</w:t>
+        <w:t>Kelas</w:t>
+      </w:r>
+      <w:r>
+        <w:rPr>
+          <w:rFonts w:ascii="Times New Roman" w:hAnsi="Times New Roman" w:cs="Times New Roman"/>
+          <w:lang w:val="sv-SE"/>
+        </w:rPr>
+        <w:tab/>
+      </w:r>
+      <w:r>
+        <w:rPr>
+          <w:rFonts w:ascii="Times New Roman" w:hAnsi="Times New Roman" w:cs="Times New Roman"/>
+          <w:lang w:val="sv-SE"/>
+        </w:rPr>
+        <w:tab/>
       </w:r>
       <w:r>
         <w:rPr>
@@ -316,62 +343,8 @@
           <w:rFonts w:ascii="Times New Roman" w:hAnsi="Times New Roman" w:cs="Times New Roman"/>
           <w:lang w:val="sv-SE"/>
         </w:rPr>
-        <w:t>{tanggal}</w:t>
-      </w:r>
-    </w:p>
-    <w:p>
-      <w:pPr>
-        <w:spacing w:after="0"/>
-        <w:rPr>
-          <w:rFonts w:ascii="Times New Roman" w:hAnsi="Times New Roman" w:cs="Times New Roman"/>
-          <w:lang w:val="sv-SE"/>
-        </w:rPr>
-      </w:pPr>
-      <w:r>
-        <w:rPr>
-          <w:rFonts w:ascii="Times New Roman" w:hAnsi="Times New Roman" w:cs="Times New Roman"/>
-          <w:lang w:val="sv-SE"/>
-        </w:rPr>
-        <w:t>Kelas</w:t>
-      </w:r>
-      <w:r>
-        <w:rPr>
-          <w:rFonts w:ascii="Times New Roman" w:hAnsi="Times New Roman" w:cs="Times New Roman"/>
-          <w:lang w:val="sv-SE"/>
-        </w:rPr>
-        <w:tab/>
-      </w:r>
-      <w:r>
-        <w:rPr>
-          <w:rFonts w:ascii="Times New Roman" w:hAnsi="Times New Roman" w:cs="Times New Roman"/>
-          <w:lang w:val="sv-SE"/>
-        </w:rPr>
-        <w:tab/>
-      </w:r>
-      <w:r>
-        <w:rPr>
-          <w:rFonts w:ascii="Times New Roman" w:hAnsi="Times New Roman" w:cs="Times New Roman"/>
-          <w:lang w:val="sv-SE"/>
-        </w:rPr>
-        <w:tab/>
-        <w:t xml:space="preserve">: </w:t>
-      </w:r>
-      <w:r>
-        <w:rPr>
-          <w:rFonts w:ascii="Times New Roman" w:hAnsi="Times New Roman" w:cs="Times New Roman"/>
-          <w:lang w:val="sv-SE"/>
-        </w:rPr>
         <w:t>{kelas}</w:t>
       </w:r>
-    </w:p>
-    <w:p>
-      <w:pPr>
-        <w:spacing w:after="0"/>
-        <w:rPr>
-          <w:rFonts w:ascii="Times New Roman" w:hAnsi="Times New Roman" w:cs="Times New Roman"/>
-          <w:lang w:val="sv-SE"/>
-        </w:rPr>
-      </w:pPr>
     </w:p>
     <w:p>
       <w:pPr>
@@ -517,51 +490,33 @@
     </w:p>
     <w:tbl>
       <w:tblPr>
-        <w:tblW w:w="9067" w:type="dxa"/>
-        <w:tblCellSpacing w:w="15" w:type="dxa"/>
-        <w:tblBorders>
-          <w:top w:val="single" w:sz="4" w:space="0" w:color="auto"/>
-          <w:left w:val="single" w:sz="4" w:space="0" w:color="auto"/>
-          <w:bottom w:val="single" w:sz="4" w:space="0" w:color="auto"/>
-          <w:right w:val="single" w:sz="4" w:space="0" w:color="auto"/>
-          <w:insideH w:val="single" w:sz="4" w:space="0" w:color="auto"/>
-          <w:insideV w:val="single" w:sz="4" w:space="0" w:color="auto"/>
-        </w:tblBorders>
-        <w:tblCellMar>
-          <w:top w:w="15" w:type="dxa"/>
-          <w:left w:w="15" w:type="dxa"/>
-          <w:bottom w:w="15" w:type="dxa"/>
-          <w:right w:w="15" w:type="dxa"/>
-        </w:tblCellMar>
+        <w:tblStyle w:val="TableGrid"/>
+        <w:tblW w:w="0" w:type="auto"/>
+        <w:tblLayout w:type="fixed"/>
         <w:tblLook w:val="04A0" w:firstRow="1" w:lastRow="0" w:firstColumn="1" w:lastColumn="0" w:noHBand="0" w:noVBand="1"/>
       </w:tblPr>
       <w:tblGrid>
-        <w:gridCol w:w="992"/>
-        <w:gridCol w:w="1689"/>
-        <w:gridCol w:w="2550"/>
-        <w:gridCol w:w="724"/>
-        <w:gridCol w:w="3112"/>
+        <w:gridCol w:w="562"/>
+        <w:gridCol w:w="1843"/>
+        <w:gridCol w:w="2552"/>
+        <w:gridCol w:w="708"/>
+        <w:gridCol w:w="3351"/>
       </w:tblGrid>
       <w:tr>
-        <w:trPr>
-          <w:tblHeader/>
-          <w:tblCellSpacing w:w="15" w:type="dxa"/>
-        </w:trPr>
         <w:tc>
           <w:tcPr>
-            <w:tcW w:w="947" w:type="dxa"/>
-            <w:shd w:val="clear" w:color="auto" w:fill="BDD6EE" w:themeFill="accent5" w:themeFillTint="66"/>
+            <w:tcW w:w="562" w:type="dxa"/>
+            <w:shd w:val="clear" w:color="auto" w:fill="9CC2E5" w:themeFill="accent5" w:themeFillTint="99"/>
             <w:vAlign w:val="center"/>
-            <w:hideMark/>
           </w:tcPr>
           <w:p>
             <w:pPr>
-              <w:spacing w:after="0"/>
               <w:jc w:val="center"/>
               <w:rPr>
                 <w:rFonts w:ascii="Times New Roman" w:hAnsi="Times New Roman" w:cs="Times New Roman"/>
                 <w:b/>
                 <w:bCs/>
+                <w:lang w:val="sv-SE"/>
               </w:rPr>
             </w:pPr>
             <w:r>
@@ -569,6 +524,7 @@
                 <w:rFonts w:ascii="Times New Roman" w:hAnsi="Times New Roman" w:cs="Times New Roman"/>
                 <w:b/>
                 <w:bCs/>
+                <w:lang w:val="sv-SE"/>
               </w:rPr>
               <w:t>No</w:t>
             </w:r>
@@ -576,19 +532,18 @@
         </w:tc>
         <w:tc>
           <w:tcPr>
-            <w:tcW w:w="1659" w:type="dxa"/>
-            <w:shd w:val="clear" w:color="auto" w:fill="BDD6EE" w:themeFill="accent5" w:themeFillTint="66"/>
+            <w:tcW w:w="1843" w:type="dxa"/>
+            <w:shd w:val="clear" w:color="auto" w:fill="9CC2E5" w:themeFill="accent5" w:themeFillTint="99"/>
             <w:vAlign w:val="center"/>
-            <w:hideMark/>
           </w:tcPr>
           <w:p>
             <w:pPr>
-              <w:spacing w:after="0"/>
               <w:jc w:val="center"/>
               <w:rPr>
                 <w:rFonts w:ascii="Times New Roman" w:hAnsi="Times New Roman" w:cs="Times New Roman"/>
                 <w:b/>
                 <w:bCs/>
+                <w:lang w:val="sv-SE"/>
               </w:rPr>
             </w:pPr>
             <w:r>
@@ -596,6 +551,7 @@
                 <w:rFonts w:ascii="Times New Roman" w:hAnsi="Times New Roman" w:cs="Times New Roman"/>
                 <w:b/>
                 <w:bCs/>
+                <w:lang w:val="sv-SE"/>
               </w:rPr>
               <w:t>Aspek Supervisi</w:t>
             </w:r>
@@ -603,19 +559,18 @@
         </w:tc>
         <w:tc>
           <w:tcPr>
-            <w:tcW w:w="2520" w:type="dxa"/>
-            <w:shd w:val="clear" w:color="auto" w:fill="BDD6EE" w:themeFill="accent5" w:themeFillTint="66"/>
+            <w:tcW w:w="2552" w:type="dxa"/>
+            <w:shd w:val="clear" w:color="auto" w:fill="9CC2E5" w:themeFill="accent5" w:themeFillTint="99"/>
             <w:vAlign w:val="center"/>
-            <w:hideMark/>
           </w:tcPr>
           <w:p>
             <w:pPr>
-              <w:spacing w:after="0"/>
               <w:jc w:val="center"/>
               <w:rPr>
                 <w:rFonts w:ascii="Times New Roman" w:hAnsi="Times New Roman" w:cs="Times New Roman"/>
                 <w:b/>
                 <w:bCs/>
+                <w:lang w:val="sv-SE"/>
               </w:rPr>
             </w:pPr>
             <w:r>
@@ -623,6 +578,7 @@
                 <w:rFonts w:ascii="Times New Roman" w:hAnsi="Times New Roman" w:cs="Times New Roman"/>
                 <w:b/>
                 <w:bCs/>
+                <w:lang w:val="sv-SE"/>
               </w:rPr>
               <w:t>Indikator yang Diamati</w:t>
             </w:r>
@@ -630,19 +586,18 @@
         </w:tc>
         <w:tc>
           <w:tcPr>
-            <w:tcW w:w="694" w:type="dxa"/>
-            <w:shd w:val="clear" w:color="auto" w:fill="BDD6EE" w:themeFill="accent5" w:themeFillTint="66"/>
+            <w:tcW w:w="708" w:type="dxa"/>
+            <w:shd w:val="clear" w:color="auto" w:fill="9CC2E5" w:themeFill="accent5" w:themeFillTint="99"/>
             <w:vAlign w:val="center"/>
-            <w:hideMark/>
           </w:tcPr>
           <w:p>
             <w:pPr>
-              <w:spacing w:after="0"/>
               <w:jc w:val="center"/>
               <w:rPr>
                 <w:rFonts w:ascii="Times New Roman" w:hAnsi="Times New Roman" w:cs="Times New Roman"/>
                 <w:b/>
                 <w:bCs/>
+                <w:lang w:val="sv-SE"/>
               </w:rPr>
             </w:pPr>
             <w:r>
@@ -650,26 +605,26 @@
                 <w:rFonts w:ascii="Times New Roman" w:hAnsi="Times New Roman" w:cs="Times New Roman"/>
                 <w:b/>
                 <w:bCs/>
-              </w:rPr>
-              <w:t>Skor (1–4)</w:t>
+                <w:lang w:val="sv-SE"/>
+              </w:rPr>
+              <w:t>Skor (1-4)</w:t>
             </w:r>
           </w:p>
         </w:tc>
         <w:tc>
           <w:tcPr>
-            <w:tcW w:w="3067" w:type="dxa"/>
-            <w:shd w:val="clear" w:color="auto" w:fill="BDD6EE" w:themeFill="accent5" w:themeFillTint="66"/>
+            <w:tcW w:w="3351" w:type="dxa"/>
+            <w:shd w:val="clear" w:color="auto" w:fill="9CC2E5" w:themeFill="accent5" w:themeFillTint="99"/>
             <w:vAlign w:val="center"/>
-            <w:hideMark/>
           </w:tcPr>
           <w:p>
             <w:pPr>
-              <w:spacing w:after="0"/>
               <w:jc w:val="center"/>
               <w:rPr>
                 <w:rFonts w:ascii="Times New Roman" w:hAnsi="Times New Roman" w:cs="Times New Roman"/>
                 <w:b/>
                 <w:bCs/>
+                <w:lang w:val="sv-SE"/>
               </w:rPr>
             </w:pPr>
             <w:r>
@@ -677,6 +632,7 @@
                 <w:rFonts w:ascii="Times New Roman" w:hAnsi="Times New Roman" w:cs="Times New Roman"/>
                 <w:b/>
                 <w:bCs/>
+                <w:lang w:val="sv-SE"/>
               </w:rPr>
               <w:t>Catatan/Pengamat</w:t>
             </w:r>
@@ -684,20 +640,13 @@
         </w:tc>
       </w:tr>
       <w:tr>
-        <w:trPr>
-          <w:cantSplit/>
-          <w:trHeight w:val="1134"/>
-          <w:tblCellSpacing w:w="15" w:type="dxa"/>
-        </w:trPr>
         <w:tc>
           <w:tcPr>
-            <w:tcW w:w="947" w:type="dxa"/>
+            <w:tcW w:w="562" w:type="dxa"/>
             <w:vAlign w:val="center"/>
-            <w:hideMark/>
           </w:tcPr>
           <w:p>
             <w:pPr>
-              <w:spacing w:after="0"/>
               <w:jc w:val="center"/>
               <w:rPr>
                 <w:rFonts w:ascii="Times New Roman" w:hAnsi="Times New Roman" w:cs="Times New Roman"/>
@@ -707,13 +656,13 @@
               <w:rPr>
                 <w:rFonts w:ascii="Times New Roman" w:hAnsi="Times New Roman" w:cs="Times New Roman"/>
               </w:rPr>
-              <w:t>{#aspek}</w:t>
-            </w:r>
-            <w:r>
-              <w:rPr>
-                <w:rFonts w:ascii="Times New Roman" w:hAnsi="Times New Roman" w:cs="Times New Roman"/>
-              </w:rPr>
-              <w:t xml:space="preserve"> </w:t>
+              <w:t>{#aspek</w:t>
+            </w:r>
+            <w:r>
+              <w:rPr>
+                <w:rFonts w:ascii="Times New Roman" w:hAnsi="Times New Roman" w:cs="Times New Roman"/>
+              </w:rPr>
+              <w:t>}</w:t>
             </w:r>
             <w:r>
               <w:rPr>
@@ -721,26 +670,18 @@
               </w:rPr>
               <w:t>{id}</w:t>
             </w:r>
-          </w:p>
-          <w:p>
-            <w:pPr>
-              <w:rPr>
-                <w:rFonts w:ascii="Times New Roman" w:hAnsi="Times New Roman" w:cs="Times New Roman"/>
-              </w:rPr>
-            </w:pPr>
           </w:p>
         </w:tc>
         <w:tc>
           <w:tcPr>
-            <w:tcW w:w="1659" w:type="dxa"/>
+            <w:tcW w:w="1843" w:type="dxa"/>
             <w:vAlign w:val="center"/>
-            <w:hideMark/>
           </w:tcPr>
           <w:p>
             <w:pPr>
-              <w:spacing w:after="0"/>
-              <w:rPr>
-                <w:rFonts w:ascii="Times New Roman" w:hAnsi="Times New Roman" w:cs="Times New Roman"/>
+              <w:rPr>
+                <w:rFonts w:ascii="Times New Roman" w:hAnsi="Times New Roman" w:cs="Times New Roman"/>
+                <w:lang w:val="sv-SE"/>
               </w:rPr>
             </w:pPr>
             <w:r>
@@ -753,15 +694,14 @@
         </w:tc>
         <w:tc>
           <w:tcPr>
-            <w:tcW w:w="2520" w:type="dxa"/>
+            <w:tcW w:w="2552" w:type="dxa"/>
             <w:vAlign w:val="center"/>
-            <w:hideMark/>
           </w:tcPr>
           <w:p>
             <w:pPr>
-              <w:spacing w:after="0"/>
-              <w:rPr>
-                <w:rFonts w:ascii="Times New Roman" w:hAnsi="Times New Roman" w:cs="Times New Roman"/>
+              <w:rPr>
+                <w:rFonts w:ascii="Times New Roman" w:hAnsi="Times New Roman" w:cs="Times New Roman"/>
+                <w:lang w:val="sv-SE"/>
               </w:rPr>
             </w:pPr>
             <w:r>
@@ -774,16 +714,15 @@
         </w:tc>
         <w:tc>
           <w:tcPr>
-            <w:tcW w:w="694" w:type="dxa"/>
+            <w:tcW w:w="708" w:type="dxa"/>
             <w:vAlign w:val="center"/>
-            <w:hideMark/>
           </w:tcPr>
           <w:p>
             <w:pPr>
-              <w:spacing w:after="0"/>
               <w:jc w:val="center"/>
               <w:rPr>
                 <w:rFonts w:ascii="Times New Roman" w:hAnsi="Times New Roman" w:cs="Times New Roman"/>
+                <w:lang w:val="sv-SE"/>
               </w:rPr>
             </w:pPr>
             <w:r>
@@ -796,13 +735,11 @@
         </w:tc>
         <w:tc>
           <w:tcPr>
-            <w:tcW w:w="3067" w:type="dxa"/>
+            <w:tcW w:w="3351" w:type="dxa"/>
             <w:vAlign w:val="center"/>
-            <w:hideMark/>
           </w:tcPr>
           <w:p>
             <w:pPr>
-              <w:spacing w:after="0"/>
               <w:rPr>
                 <w:rFonts w:ascii="Times New Roman" w:hAnsi="Times New Roman" w:cs="Times New Roman"/>
                 <w:lang w:val="sv-SE"/>
@@ -832,15 +769,6 @@
         <w:spacing w:after="0"/>
         <w:rPr>
           <w:rFonts w:ascii="Times New Roman" w:hAnsi="Times New Roman" w:cs="Times New Roman"/>
-          <w:lang w:val="sv-SE"/>
-        </w:rPr>
-      </w:pPr>
-    </w:p>
-    <w:p>
-      <w:pPr>
-        <w:spacing w:after="0"/>
-        <w:rPr>
-          <w:rFonts w:ascii="Times New Roman" w:hAnsi="Times New Roman" w:cs="Times New Roman"/>
           <w:b/>
           <w:bCs/>
           <w:lang w:val="sv-SE"/>
@@ -855,63 +783,32 @@
         </w:rPr>
         <w:t>C. Rekap Nilai Supervisi</w:t>
       </w:r>
-    </w:p>
-    <w:p>
-      <w:pPr>
-        <w:spacing w:after="0"/>
-        <w:rPr>
-          <w:rFonts w:ascii="Times New Roman" w:hAnsi="Times New Roman" w:cs="Times New Roman"/>
-          <w:b/>
-          <w:bCs/>
-          <w:lang w:val="sv-SE"/>
-        </w:rPr>
-      </w:pPr>
     </w:p>
     <w:tbl>
       <w:tblPr>
+        <w:tblStyle w:val="TableGrid"/>
         <w:tblW w:w="0" w:type="auto"/>
-        <w:tblCellSpacing w:w="15" w:type="dxa"/>
-        <w:tblBorders>
-          <w:top w:val="single" w:sz="4" w:space="0" w:color="auto"/>
-          <w:left w:val="single" w:sz="4" w:space="0" w:color="auto"/>
-          <w:bottom w:val="single" w:sz="4" w:space="0" w:color="auto"/>
-          <w:right w:val="single" w:sz="4" w:space="0" w:color="auto"/>
-          <w:insideH w:val="single" w:sz="4" w:space="0" w:color="auto"/>
-          <w:insideV w:val="single" w:sz="4" w:space="0" w:color="auto"/>
-        </w:tblBorders>
-        <w:tblCellMar>
-          <w:top w:w="15" w:type="dxa"/>
-          <w:left w:w="15" w:type="dxa"/>
-          <w:bottom w:w="15" w:type="dxa"/>
-          <w:right w:w="15" w:type="dxa"/>
-        </w:tblCellMar>
         <w:tblLook w:val="04A0" w:firstRow="1" w:lastRow="0" w:firstColumn="1" w:lastColumn="0" w:noHBand="0" w:noVBand="1"/>
       </w:tblPr>
       <w:tblGrid>
-        <w:gridCol w:w="3114"/>
-        <w:gridCol w:w="2017"/>
-        <w:gridCol w:w="1842"/>
+        <w:gridCol w:w="3079"/>
+        <w:gridCol w:w="2153"/>
+        <w:gridCol w:w="1851"/>
       </w:tblGrid>
       <w:tr>
-        <w:trPr>
-          <w:tblHeader/>
-          <w:tblCellSpacing w:w="15" w:type="dxa"/>
-        </w:trPr>
         <w:tc>
           <w:tcPr>
-            <w:tcW w:w="3069" w:type="dxa"/>
-            <w:shd w:val="clear" w:color="auto" w:fill="BDD6EE" w:themeFill="accent5" w:themeFillTint="66"/>
-            <w:vAlign w:val="center"/>
-            <w:hideMark/>
+            <w:tcW w:w="3079" w:type="dxa"/>
+            <w:shd w:val="clear" w:color="auto" w:fill="9CC2E5" w:themeFill="accent5" w:themeFillTint="99"/>
           </w:tcPr>
           <w:p>
             <w:pPr>
-              <w:spacing w:after="0"/>
               <w:jc w:val="center"/>
               <w:rPr>
                 <w:rFonts w:ascii="Times New Roman" w:hAnsi="Times New Roman" w:cs="Times New Roman"/>
                 <w:b/>
                 <w:bCs/>
+                <w:lang w:val="sv-SE"/>
               </w:rPr>
             </w:pPr>
             <w:r>
@@ -926,19 +823,17 @@
         </w:tc>
         <w:tc>
           <w:tcPr>
-            <w:tcW w:w="1987" w:type="dxa"/>
-            <w:shd w:val="clear" w:color="auto" w:fill="BDD6EE" w:themeFill="accent5" w:themeFillTint="66"/>
-            <w:vAlign w:val="center"/>
-            <w:hideMark/>
+            <w:tcW w:w="2153" w:type="dxa"/>
+            <w:shd w:val="clear" w:color="auto" w:fill="9CC2E5" w:themeFill="accent5" w:themeFillTint="99"/>
           </w:tcPr>
           <w:p>
             <w:pPr>
-              <w:spacing w:after="0"/>
               <w:jc w:val="center"/>
               <w:rPr>
                 <w:rFonts w:ascii="Times New Roman" w:hAnsi="Times New Roman" w:cs="Times New Roman"/>
                 <w:b/>
                 <w:bCs/>
+                <w:lang w:val="sv-SE"/>
               </w:rPr>
             </w:pPr>
             <w:r>
@@ -953,19 +848,17 @@
         </w:tc>
         <w:tc>
           <w:tcPr>
-            <w:tcW w:w="1797" w:type="dxa"/>
-            <w:shd w:val="clear" w:color="auto" w:fill="BDD6EE" w:themeFill="accent5" w:themeFillTint="66"/>
-            <w:vAlign w:val="center"/>
-            <w:hideMark/>
+            <w:tcW w:w="1851" w:type="dxa"/>
+            <w:shd w:val="clear" w:color="auto" w:fill="9CC2E5" w:themeFill="accent5" w:themeFillTint="99"/>
           </w:tcPr>
           <w:p>
             <w:pPr>
-              <w:spacing w:after="0"/>
               <w:jc w:val="center"/>
               <w:rPr>
                 <w:rFonts w:ascii="Times New Roman" w:hAnsi="Times New Roman" w:cs="Times New Roman"/>
                 <w:b/>
                 <w:bCs/>
+                <w:lang w:val="sv-SE"/>
               </w:rPr>
             </w:pPr>
             <w:r>
@@ -980,20 +873,18 @@
         </w:tc>
       </w:tr>
       <w:tr>
-        <w:trPr>
-          <w:tblCellSpacing w:w="15" w:type="dxa"/>
-        </w:trPr>
         <w:tc>
           <w:tcPr>
-            <w:tcW w:w="3069" w:type="dxa"/>
+            <w:tcW w:w="3079" w:type="dxa"/>
             <w:vAlign w:val="center"/>
-            <w:hideMark/>
           </w:tcPr>
           <w:p>
             <w:pPr>
-              <w:spacing w:after="0"/>
-              <w:rPr>
-                <w:rFonts w:ascii="Times New Roman" w:hAnsi="Times New Roman" w:cs="Times New Roman"/>
+              <w:rPr>
+                <w:rFonts w:ascii="Times New Roman" w:hAnsi="Times New Roman" w:cs="Times New Roman"/>
+                <w:b/>
+                <w:bCs/>
+                <w:lang w:val="sv-SE"/>
               </w:rPr>
             </w:pPr>
             <w:r>
@@ -1012,16 +903,17 @@
         </w:tc>
         <w:tc>
           <w:tcPr>
-            <w:tcW w:w="1987" w:type="dxa"/>
+            <w:tcW w:w="2153" w:type="dxa"/>
             <w:vAlign w:val="center"/>
-            <w:hideMark/>
           </w:tcPr>
           <w:p>
             <w:pPr>
-              <w:spacing w:after="0"/>
               <w:jc w:val="center"/>
               <w:rPr>
                 <w:rFonts w:ascii="Times New Roman" w:hAnsi="Times New Roman" w:cs="Times New Roman"/>
+                <w:b/>
+                <w:bCs/>
+                <w:lang w:val="sv-SE"/>
               </w:rPr>
             </w:pPr>
             <w:r>
@@ -1034,16 +926,16 @@
         </w:tc>
         <w:tc>
           <w:tcPr>
-            <w:tcW w:w="1797" w:type="dxa"/>
+            <w:tcW w:w="1851" w:type="dxa"/>
             <w:vAlign w:val="center"/>
-            <w:hideMark/>
           </w:tcPr>
           <w:p>
             <w:pPr>
-              <w:spacing w:after="0"/>
-              <w:jc w:val="center"/>
-              <w:rPr>
-                <w:rFonts w:ascii="Times New Roman" w:hAnsi="Times New Roman" w:cs="Times New Roman"/>
+              <w:rPr>
+                <w:rFonts w:ascii="Times New Roman" w:hAnsi="Times New Roman" w:cs="Times New Roman"/>
+                <w:b/>
+                <w:bCs/>
+                <w:lang w:val="sv-SE"/>
               </w:rPr>
             </w:pPr>
             <w:r>
@@ -1062,18 +954,13 @@
         </w:tc>
       </w:tr>
       <w:tr>
-        <w:trPr>
-          <w:tblCellSpacing w:w="15" w:type="dxa"/>
-        </w:trPr>
         <w:tc>
           <w:tcPr>
-            <w:tcW w:w="3069" w:type="dxa"/>
+            <w:tcW w:w="3079" w:type="dxa"/>
             <w:vAlign w:val="center"/>
-            <w:hideMark/>
           </w:tcPr>
           <w:p>
             <w:pPr>
-              <w:spacing w:after="0"/>
               <w:rPr>
                 <w:rFonts w:ascii="Times New Roman" w:hAnsi="Times New Roman" w:cs="Times New Roman"/>
               </w:rPr>
@@ -1090,13 +977,11 @@
         </w:tc>
         <w:tc>
           <w:tcPr>
-            <w:tcW w:w="1987" w:type="dxa"/>
+            <w:tcW w:w="2153" w:type="dxa"/>
             <w:vAlign w:val="center"/>
-            <w:hideMark/>
           </w:tcPr>
           <w:p>
             <w:pPr>
-              <w:spacing w:after="0"/>
               <w:jc w:val="center"/>
               <w:rPr>
                 <w:rFonts w:ascii="Times New Roman" w:hAnsi="Times New Roman" w:cs="Times New Roman"/>
@@ -1114,14 +999,11 @@
         </w:tc>
         <w:tc>
           <w:tcPr>
-            <w:tcW w:w="1797" w:type="dxa"/>
+            <w:tcW w:w="1851" w:type="dxa"/>
             <w:vAlign w:val="center"/>
-            <w:hideMark/>
           </w:tcPr>
           <w:p>
             <w:pPr>
-              <w:spacing w:after="0"/>
-              <w:jc w:val="center"/>
               <w:rPr>
                 <w:rFonts w:ascii="Times New Roman" w:hAnsi="Times New Roman" w:cs="Times New Roman"/>
               </w:rPr>
@@ -1152,15 +1034,6 @@
         <w:spacing w:after="0"/>
         <w:rPr>
           <w:rFonts w:ascii="Times New Roman" w:hAnsi="Times New Roman" w:cs="Times New Roman"/>
-          <w:lang w:val="sv-SE"/>
-        </w:rPr>
-      </w:pPr>
-    </w:p>
-    <w:p>
-      <w:pPr>
-        <w:spacing w:after="0"/>
-        <w:rPr>
-          <w:rFonts w:ascii="Times New Roman" w:hAnsi="Times New Roman" w:cs="Times New Roman"/>
           <w:b/>
           <w:bCs/>
           <w:lang w:val="sv-SE"/>
@@ -1175,37 +1048,11 @@
         </w:rPr>
         <w:t>D. Kategori Hasil Supervisi</w:t>
       </w:r>
-    </w:p>
-    <w:p>
-      <w:pPr>
-        <w:spacing w:after="0"/>
-        <w:rPr>
-          <w:rFonts w:ascii="Times New Roman" w:hAnsi="Times New Roman" w:cs="Times New Roman"/>
-          <w:b/>
-          <w:bCs/>
-          <w:lang w:val="sv-SE"/>
-        </w:rPr>
-      </w:pPr>
     </w:p>
     <w:tbl>
       <w:tblPr>
+        <w:tblStyle w:val="TableGrid"/>
         <w:tblW w:w="0" w:type="auto"/>
-        <w:tblCellSpacing w:w="15" w:type="dxa"/>
-        <w:tblBorders>
-          <w:top w:val="single" w:sz="4" w:space="0" w:color="auto"/>
-          <w:left w:val="single" w:sz="4" w:space="0" w:color="auto"/>
-          <w:bottom w:val="single" w:sz="4" w:space="0" w:color="auto"/>
-          <w:right w:val="single" w:sz="4" w:space="0" w:color="auto"/>
-          <w:insideH w:val="single" w:sz="4" w:space="0" w:color="auto"/>
-          <w:insideV w:val="single" w:sz="4" w:space="0" w:color="auto"/>
-        </w:tblBorders>
-        <w:tblLayout w:type="fixed"/>
-        <w:tblCellMar>
-          <w:top w:w="15" w:type="dxa"/>
-          <w:left w:w="15" w:type="dxa"/>
-          <w:bottom w:w="15" w:type="dxa"/>
-          <w:right w:w="15" w:type="dxa"/>
-        </w:tblCellMar>
         <w:tblLook w:val="04A0" w:firstRow="1" w:lastRow="0" w:firstColumn="1" w:lastColumn="0" w:noHBand="0" w:noVBand="1"/>
       </w:tblPr>
       <w:tblGrid>
@@ -1213,25 +1060,20 @@
         <w:gridCol w:w="2126"/>
       </w:tblGrid>
       <w:tr>
-        <w:trPr>
-          <w:tblHeader/>
-          <w:tblCellSpacing w:w="15" w:type="dxa"/>
-        </w:trPr>
         <w:tc>
           <w:tcPr>
-            <w:tcW w:w="1368" w:type="dxa"/>
-            <w:shd w:val="clear" w:color="auto" w:fill="BDD6EE" w:themeFill="accent5" w:themeFillTint="66"/>
+            <w:tcW w:w="1413" w:type="dxa"/>
+            <w:shd w:val="clear" w:color="auto" w:fill="9CC2E5" w:themeFill="accent5" w:themeFillTint="99"/>
             <w:vAlign w:val="center"/>
-            <w:hideMark/>
           </w:tcPr>
           <w:p>
             <w:pPr>
-              <w:spacing w:after="0"/>
               <w:jc w:val="center"/>
               <w:rPr>
                 <w:rFonts w:ascii="Times New Roman" w:hAnsi="Times New Roman" w:cs="Times New Roman"/>
                 <w:b/>
                 <w:bCs/>
+                <w:lang w:val="sv-SE"/>
               </w:rPr>
             </w:pPr>
             <w:r>
@@ -1246,19 +1088,18 @@
         </w:tc>
         <w:tc>
           <w:tcPr>
-            <w:tcW w:w="2081" w:type="dxa"/>
-            <w:shd w:val="clear" w:color="auto" w:fill="BDD6EE" w:themeFill="accent5" w:themeFillTint="66"/>
+            <w:tcW w:w="2126" w:type="dxa"/>
+            <w:shd w:val="clear" w:color="auto" w:fill="9CC2E5" w:themeFill="accent5" w:themeFillTint="99"/>
             <w:vAlign w:val="center"/>
-            <w:hideMark/>
           </w:tcPr>
           <w:p>
             <w:pPr>
-              <w:spacing w:after="0"/>
               <w:jc w:val="center"/>
               <w:rPr>
                 <w:rFonts w:ascii="Times New Roman" w:hAnsi="Times New Roman" w:cs="Times New Roman"/>
                 <w:b/>
                 <w:bCs/>
+                <w:lang w:val="sv-SE"/>
               </w:rPr>
             </w:pPr>
             <w:r>
@@ -1273,21 +1114,19 @@
         </w:tc>
       </w:tr>
       <w:tr>
-        <w:trPr>
-          <w:tblCellSpacing w:w="15" w:type="dxa"/>
-        </w:trPr>
         <w:tc>
           <w:tcPr>
-            <w:tcW w:w="1368" w:type="dxa"/>
+            <w:tcW w:w="1413" w:type="dxa"/>
             <w:vAlign w:val="center"/>
-            <w:hideMark/>
           </w:tcPr>
           <w:p>
             <w:pPr>
-              <w:spacing w:after="0"/>
               <w:jc w:val="center"/>
               <w:rPr>
                 <w:rFonts w:ascii="Times New Roman" w:hAnsi="Times New Roman" w:cs="Times New Roman"/>
+                <w:b/>
+                <w:bCs/>
+                <w:lang w:val="sv-SE"/>
               </w:rPr>
             </w:pPr>
             <w:r>
@@ -1300,16 +1139,17 @@
         </w:tc>
         <w:tc>
           <w:tcPr>
-            <w:tcW w:w="2081" w:type="dxa"/>
+            <w:tcW w:w="2126" w:type="dxa"/>
             <w:vAlign w:val="center"/>
-            <w:hideMark/>
           </w:tcPr>
           <w:p>
             <w:pPr>
-              <w:spacing w:after="0"/>
               <w:jc w:val="center"/>
               <w:rPr>
                 <w:rFonts w:ascii="Times New Roman" w:hAnsi="Times New Roman" w:cs="Times New Roman"/>
+                <w:b/>
+                <w:bCs/>
+                <w:lang w:val="sv-SE"/>
               </w:rPr>
             </w:pPr>
             <w:r>
@@ -1336,9 +1176,20 @@
         <w:spacing w:after="0"/>
         <w:rPr>
           <w:rFonts w:ascii="Times New Roman" w:hAnsi="Times New Roman" w:cs="Times New Roman"/>
-          <w:lang w:val="sv-SE"/>
-        </w:rPr>
-      </w:pPr>
+          <w:b/>
+          <w:bCs/>
+          <w:lang w:val="sv-SE"/>
+        </w:rPr>
+      </w:pPr>
+      <w:r>
+        <w:rPr>
+          <w:rFonts w:ascii="Times New Roman" w:hAnsi="Times New Roman" w:cs="Times New Roman"/>
+          <w:b/>
+          <w:bCs/>
+          <w:lang w:val="sv-SE"/>
+        </w:rPr>
+        <w:t>E. Catatan dan Saran Supervisi</w:t>
+      </w:r>
     </w:p>
     <w:p>
       <w:pPr>
@@ -1348,12 +1199,21 @@
           <w:lang w:val="sv-SE"/>
         </w:rPr>
       </w:pPr>
+      <w:r>
+        <w:rPr>
+          <w:rFonts w:ascii="Times New Roman" w:hAnsi="Times New Roman" w:cs="Times New Roman"/>
+          <w:lang w:val="sv-SE"/>
+        </w:rPr>
+        <w:t>{catatanB}</w:t>
+      </w:r>
     </w:p>
     <w:p>
       <w:pPr>
         <w:spacing w:after="0"/>
         <w:rPr>
           <w:rFonts w:ascii="Times New Roman" w:hAnsi="Times New Roman" w:cs="Times New Roman"/>
+          <w:b/>
+          <w:bCs/>
           <w:lang w:val="sv-SE"/>
         </w:rPr>
       </w:pPr>
@@ -1375,7 +1235,7 @@
           <w:bCs/>
           <w:lang w:val="sv-SE"/>
         </w:rPr>
-        <w:t>E. Catatan dan Saran Supervisi</w:t>
+        <w:t>F. Kesimpulan</w:t>
       </w:r>
     </w:p>
     <w:p>
@@ -1389,10 +1249,8 @@
       <w:r>
         <w:rPr>
           <w:rFonts w:ascii="Times New Roman" w:hAnsi="Times New Roman" w:cs="Times New Roman"/>
-          <w:lang w:val="sv-SE"/>
-        </w:rPr>
-        <w:lastRenderedPageBreak/>
-        <w:t>{catatanB}</w:t>
+        </w:rPr>
+        <w:t>{kesimpulan_sudahB}</w:t>
       </w:r>
     </w:p>
     <w:p>
@@ -1400,91 +1258,34 @@
         <w:spacing w:after="0"/>
         <w:rPr>
           <w:rFonts w:ascii="Times New Roman" w:hAnsi="Times New Roman" w:cs="Times New Roman"/>
-          <w:b/>
-          <w:bCs/>
-          <w:lang w:val="sv-SE"/>
-        </w:rPr>
-      </w:pPr>
+        </w:rPr>
+      </w:pPr>
+      <w:r>
+        <w:rPr>
+          <w:rFonts w:ascii="Times New Roman" w:hAnsi="Times New Roman" w:cs="Times New Roman"/>
+        </w:rPr>
+        <w:t>{catatan_sudahB}</w:t>
+      </w:r>
     </w:p>
     <w:p>
       <w:pPr>
         <w:spacing w:after="0"/>
         <w:rPr>
           <w:rFonts w:ascii="Times New Roman" w:hAnsi="Times New Roman" w:cs="Times New Roman"/>
-          <w:b/>
-          <w:bCs/>
-          <w:lang w:val="sv-SE"/>
-        </w:rPr>
-      </w:pPr>
+        </w:rPr>
+      </w:pPr>
+      <w:r>
+        <w:rPr>
+          <w:rFonts w:ascii="Times New Roman" w:hAnsi="Times New Roman" w:cs="Times New Roman"/>
+        </w:rPr>
+        <w:t>{kesimpulan_perluB}</w:t>
+      </w:r>
     </w:p>
     <w:p>
       <w:pPr>
         <w:spacing w:after="0"/>
         <w:rPr>
           <w:rFonts w:ascii="Times New Roman" w:hAnsi="Times New Roman" w:cs="Times New Roman"/>
-          <w:b/>
-          <w:bCs/>
-          <w:lang w:val="sv-SE"/>
-        </w:rPr>
-      </w:pPr>
-      <w:r>
-        <w:rPr>
-          <w:rFonts w:ascii="Times New Roman" w:hAnsi="Times New Roman" w:cs="Times New Roman"/>
-          <w:b/>
-          <w:bCs/>
-          <w:lang w:val="sv-SE"/>
-        </w:rPr>
-        <w:t>F. Kesimpulan</w:t>
-      </w:r>
-    </w:p>
-    <w:p>
-      <w:pPr>
-        <w:spacing w:after="0"/>
-        <w:rPr>
-          <w:rFonts w:ascii="Times New Roman" w:hAnsi="Times New Roman" w:cs="Times New Roman"/>
-          <w:lang w:val="sv-SE"/>
-        </w:rPr>
-      </w:pPr>
-      <w:r>
-        <w:rPr>
-          <w:rFonts w:ascii="Times New Roman" w:hAnsi="Times New Roman" w:cs="Times New Roman"/>
-        </w:rPr>
-        <w:t>{kesimpulan_sudahB}</w:t>
-      </w:r>
-    </w:p>
-    <w:p>
-      <w:pPr>
-        <w:spacing w:after="0"/>
-        <w:rPr>
-          <w:rFonts w:ascii="Times New Roman" w:hAnsi="Times New Roman" w:cs="Times New Roman"/>
-        </w:rPr>
-      </w:pPr>
-      <w:r>
-        <w:rPr>
-          <w:rFonts w:ascii="Times New Roman" w:hAnsi="Times New Roman" w:cs="Times New Roman"/>
-        </w:rPr>
-        <w:t>{catatan_sudahB}</w:t>
-      </w:r>
-    </w:p>
-    <w:p>
-      <w:pPr>
-        <w:spacing w:after="0"/>
-        <w:rPr>
-          <w:rFonts w:ascii="Times New Roman" w:hAnsi="Times New Roman" w:cs="Times New Roman"/>
-        </w:rPr>
-      </w:pPr>
-      <w:r>
-        <w:rPr>
-          <w:rFonts w:ascii="Times New Roman" w:hAnsi="Times New Roman" w:cs="Times New Roman"/>
-        </w:rPr>
-        <w:t>{kesimpulan_perluB}</w:t>
-      </w:r>
-    </w:p>
-    <w:p>
-      <w:pPr>
-        <w:spacing w:after="0"/>
-        <w:rPr>
-          <w:rFonts w:ascii="Times New Roman" w:hAnsi="Times New Roman" w:cs="Times New Roman"/>
           <w:lang w:val="sv-SE"/>
         </w:rPr>
       </w:pPr>
@@ -1500,15 +1301,6 @@
         </w:rPr>
         <w:t>}</w:t>
       </w:r>
-    </w:p>
-    <w:p>
-      <w:pPr>
-        <w:spacing w:after="0"/>
-        <w:rPr>
-          <w:rFonts w:ascii="Times New Roman" w:hAnsi="Times New Roman" w:cs="Times New Roman"/>
-          <w:lang w:val="sv-SE"/>
-        </w:rPr>
-      </w:pPr>
     </w:p>
     <w:p>
       <w:pPr>
@@ -1652,15 +1444,9 @@
               <w:rPr>
                 <w:rFonts w:ascii="Times New Roman" w:hAnsi="Times New Roman" w:cs="Times New Roman"/>
               </w:rPr>
+              <w:lastRenderedPageBreak/>
               <w:t>{namaSekolahTTD}</w:t>
             </w:r>
-          </w:p>
-          <w:p>
-            <w:pPr>
-              <w:rPr>
-                <w:rFonts w:ascii="Times New Roman" w:hAnsi="Times New Roman" w:cs="Times New Roman"/>
-              </w:rPr>
-            </w:pPr>
           </w:p>
           <w:p>
             <w:pPr>
@@ -1746,13 +1532,6 @@
                 <w:b/>
                 <w:bCs/>
                 <w:lang w:val="sv-SE"/>
-              </w:rPr>
-            </w:pPr>
-          </w:p>
-          <w:p>
-            <w:pPr>
-              <w:rPr>
-                <w:rFonts w:ascii="Times New Roman" w:hAnsi="Times New Roman" w:cs="Times New Roman"/>
               </w:rPr>
             </w:pPr>
           </w:p>
@@ -2867,6 +2646,7 @@
   <w:style w:type="character" w:default="1" w:styleId="DefaultParagraphFont">
     <w:name w:val="Default Paragraph Font"/>
     <w:uiPriority w:val="1"/>
+    <w:semiHidden/>
     <w:unhideWhenUsed/>
   </w:style>
   <w:style w:type="table" w:default="1" w:styleId="TableNormal">

--- a/public/template_b.docx
+++ b/public/template_b.docx
@@ -728,8 +728,9 @@
             <w:r>
               <w:rPr>
                 <w:rFonts w:ascii="Times New Roman" w:hAnsi="Times New Roman" w:cs="Times New Roman"/>
-              </w:rPr>
-              <w:t>{skor}</w:t>
+                <w:lang w:val="sv-SE"/>
+              </w:rPr>
+              <w:t>{skor_per_indikator}</w:t>
             </w:r>
           </w:p>
         </w:tc>

--- a/public/template_b.docx
+++ b/public/template_b.docx
@@ -491,18 +491,21 @@
     <w:tbl>
       <w:tblPr>
         <w:tblStyle w:val="TableGrid"/>
-        <w:tblW w:w="0" w:type="auto"/>
+        <w:tblW w:w="9776" w:type="dxa"/>
         <w:tblLayout w:type="fixed"/>
         <w:tblLook w:val="04A0" w:firstRow="1" w:lastRow="0" w:firstColumn="1" w:lastColumn="0" w:noHBand="0" w:noVBand="1"/>
       </w:tblPr>
       <w:tblGrid>
         <w:gridCol w:w="562"/>
         <w:gridCol w:w="1843"/>
-        <w:gridCol w:w="2552"/>
+        <w:gridCol w:w="3119"/>
         <w:gridCol w:w="708"/>
-        <w:gridCol w:w="3351"/>
+        <w:gridCol w:w="3544"/>
       </w:tblGrid>
       <w:tr>
+        <w:trPr>
+          <w:tblHeader/>
+        </w:trPr>
         <w:tc>
           <w:tcPr>
             <w:tcW w:w="562" w:type="dxa"/>
@@ -559,7 +562,7 @@
         </w:tc>
         <w:tc>
           <w:tcPr>
-            <w:tcW w:w="2552" w:type="dxa"/>
+            <w:tcW w:w="3119" w:type="dxa"/>
             <w:shd w:val="clear" w:color="auto" w:fill="9CC2E5" w:themeFill="accent5" w:themeFillTint="99"/>
             <w:vAlign w:val="center"/>
           </w:tcPr>
@@ -613,7 +616,7 @@
         </w:tc>
         <w:tc>
           <w:tcPr>
-            <w:tcW w:w="3351" w:type="dxa"/>
+            <w:tcW w:w="3544" w:type="dxa"/>
             <w:shd w:val="clear" w:color="auto" w:fill="9CC2E5" w:themeFill="accent5" w:themeFillTint="99"/>
             <w:vAlign w:val="center"/>
           </w:tcPr>
@@ -634,7 +637,7 @@
                 <w:bCs/>
                 <w:lang w:val="sv-SE"/>
               </w:rPr>
-              <w:t>Catatan/Pengamat</w:t>
+              <w:t>Catatan</w:t>
             </w:r>
           </w:p>
         </w:tc>
@@ -643,6 +646,7 @@
         <w:tc>
           <w:tcPr>
             <w:tcW w:w="562" w:type="dxa"/>
+            <w:vMerge w:val="restart"/>
             <w:vAlign w:val="center"/>
           </w:tcPr>
           <w:p>
@@ -656,59 +660,293 @@
               <w:rPr>
                 <w:rFonts w:ascii="Times New Roman" w:hAnsi="Times New Roman" w:cs="Times New Roman"/>
               </w:rPr>
-              <w:t>{#aspek</w:t>
-            </w:r>
-            <w:r>
-              <w:rPr>
-                <w:rFonts w:ascii="Times New Roman" w:hAnsi="Times New Roman" w:cs="Times New Roman"/>
+              <w:t>1</w:t>
+            </w:r>
+          </w:p>
+        </w:tc>
+        <w:tc>
+          <w:tcPr>
+            <w:tcW w:w="1843" w:type="dxa"/>
+            <w:vMerge w:val="restart"/>
+            <w:vAlign w:val="center"/>
+          </w:tcPr>
+          <w:p>
+            <w:pPr>
+              <w:rPr>
+                <w:rFonts w:ascii="Times New Roman" w:hAnsi="Times New Roman" w:cs="Times New Roman"/>
+                <w:lang w:val="sv-SE"/>
+              </w:rPr>
+            </w:pPr>
+            <w:r>
+              <w:rPr>
+                <w:rFonts w:ascii="Times New Roman" w:hAnsi="Times New Roman" w:cs="Times New Roman"/>
+                <w:lang w:val="sv-SE"/>
+              </w:rPr>
+              <w:t>{aspek1_nama}</w:t>
+            </w:r>
+          </w:p>
+        </w:tc>
+        <w:tc>
+          <w:tcPr>
+            <w:tcW w:w="3119" w:type="dxa"/>
+            <w:vAlign w:val="center"/>
+          </w:tcPr>
+          <w:p>
+            <w:pPr>
+              <w:pStyle w:val="ListParagraph"/>
+              <w:numPr>
+                <w:ilvl w:val="0"/>
+                <w:numId w:val="6"/>
+              </w:numPr>
+              <w:ind w:left="180" w:hanging="219"/>
+              <w:rPr>
+                <w:rFonts w:ascii="Times New Roman" w:hAnsi="Times New Roman" w:cs="Times New Roman"/>
+                <w:lang w:val="sv-SE"/>
+              </w:rPr>
+            </w:pPr>
+            <w:r>
+              <w:rPr>
+                <w:rFonts w:ascii="Times New Roman" w:hAnsi="Times New Roman" w:cs="Times New Roman"/>
+                <w:lang w:val="sv-SE"/>
+              </w:rPr>
+              <w:t>{ind1_1}</w:t>
+            </w:r>
+          </w:p>
+        </w:tc>
+        <w:tc>
+          <w:tcPr>
+            <w:tcW w:w="708" w:type="dxa"/>
+            <w:vAlign w:val="center"/>
+          </w:tcPr>
+          <w:p>
+            <w:pPr>
+              <w:jc w:val="center"/>
+              <w:rPr>
+                <w:rFonts w:ascii="Times New Roman" w:hAnsi="Times New Roman" w:cs="Times New Roman"/>
+                <w:lang w:val="sv-SE"/>
+              </w:rPr>
+            </w:pPr>
+            <w:r>
+              <w:rPr>
+                <w:rFonts w:ascii="Times New Roman" w:hAnsi="Times New Roman" w:cs="Times New Roman"/>
+                <w:lang w:val="sv-SE"/>
+              </w:rPr>
+              <w:t>{skor1_1}</w:t>
+            </w:r>
+          </w:p>
+        </w:tc>
+        <w:tc>
+          <w:tcPr>
+            <w:tcW w:w="3544" w:type="dxa"/>
+            <w:vMerge w:val="restart"/>
+            <w:vAlign w:val="center"/>
+          </w:tcPr>
+          <w:p>
+            <w:pPr>
+              <w:jc w:val="both"/>
+              <w:rPr>
+                <w:rFonts w:ascii="Times New Roman" w:hAnsi="Times New Roman" w:cs="Times New Roman"/>
+                <w:lang w:val="sv-SE"/>
+              </w:rPr>
+            </w:pPr>
+            <w:r>
+              <w:rPr>
+                <w:rFonts w:ascii="Times New Roman" w:hAnsi="Times New Roman" w:cs="Times New Roman"/>
+                <w:lang w:val="sv-SE"/>
+              </w:rPr>
+              <w:t>{catatan1}</w:t>
+            </w:r>
+          </w:p>
+        </w:tc>
+      </w:tr>
+      <w:tr>
+        <w:tc>
+          <w:tcPr>
+            <w:tcW w:w="562" w:type="dxa"/>
+            <w:vMerge/>
+            <w:vAlign w:val="center"/>
+          </w:tcPr>
+          <w:p>
+            <w:pPr>
+              <w:jc w:val="center"/>
+              <w:rPr>
+                <w:rFonts w:ascii="Times New Roman" w:hAnsi="Times New Roman" w:cs="Times New Roman"/>
+              </w:rPr>
+            </w:pPr>
+          </w:p>
+        </w:tc>
+        <w:tc>
+          <w:tcPr>
+            <w:tcW w:w="1843" w:type="dxa"/>
+            <w:vMerge/>
+            <w:vAlign w:val="center"/>
+          </w:tcPr>
+          <w:p>
+            <w:pPr>
+              <w:rPr>
+                <w:rFonts w:ascii="Times New Roman" w:hAnsi="Times New Roman" w:cs="Times New Roman"/>
+              </w:rPr>
+            </w:pPr>
+          </w:p>
+        </w:tc>
+        <w:tc>
+          <w:tcPr>
+            <w:tcW w:w="3119" w:type="dxa"/>
+            <w:vAlign w:val="center"/>
+          </w:tcPr>
+          <w:p>
+            <w:pPr>
+              <w:pStyle w:val="ListParagraph"/>
+              <w:numPr>
+                <w:ilvl w:val="0"/>
+                <w:numId w:val="6"/>
+              </w:numPr>
+              <w:ind w:left="180" w:hanging="219"/>
+              <w:rPr>
+                <w:rFonts w:ascii="Times New Roman" w:hAnsi="Times New Roman" w:cs="Times New Roman"/>
+              </w:rPr>
+            </w:pPr>
+            <w:r>
+              <w:rPr>
+                <w:rFonts w:ascii="Times New Roman" w:hAnsi="Times New Roman" w:cs="Times New Roman"/>
+                <w:lang w:val="sv-SE"/>
+              </w:rPr>
+              <w:t>{ind1_</w:t>
+            </w:r>
+            <w:r>
+              <w:rPr>
+                <w:rFonts w:ascii="Times New Roman" w:hAnsi="Times New Roman" w:cs="Times New Roman"/>
+                <w:lang w:val="sv-SE"/>
+              </w:rPr>
+              <w:t>2</w:t>
+            </w:r>
+            <w:r>
+              <w:rPr>
+                <w:rFonts w:ascii="Times New Roman" w:hAnsi="Times New Roman" w:cs="Times New Roman"/>
+                <w:lang w:val="sv-SE"/>
               </w:rPr>
               <w:t>}</w:t>
             </w:r>
-            <w:r>
-              <w:rPr>
-                <w:rFonts w:ascii="Times New Roman" w:hAnsi="Times New Roman" w:cs="Times New Roman"/>
-              </w:rPr>
-              <w:t>{id}</w:t>
-            </w:r>
+          </w:p>
+        </w:tc>
+        <w:tc>
+          <w:tcPr>
+            <w:tcW w:w="708" w:type="dxa"/>
+            <w:vAlign w:val="center"/>
+          </w:tcPr>
+          <w:p>
+            <w:pPr>
+              <w:jc w:val="center"/>
+              <w:rPr>
+                <w:rFonts w:ascii="Times New Roman" w:hAnsi="Times New Roman" w:cs="Times New Roman"/>
+                <w:lang w:val="sv-SE"/>
+              </w:rPr>
+            </w:pPr>
+            <w:r>
+              <w:rPr>
+                <w:rFonts w:ascii="Times New Roman" w:hAnsi="Times New Roman" w:cs="Times New Roman"/>
+                <w:lang w:val="sv-SE"/>
+              </w:rPr>
+              <w:t>{skor1_</w:t>
+            </w:r>
+            <w:r>
+              <w:rPr>
+                <w:rFonts w:ascii="Times New Roman" w:hAnsi="Times New Roman" w:cs="Times New Roman"/>
+                <w:lang w:val="sv-SE"/>
+              </w:rPr>
+              <w:t>2</w:t>
+            </w:r>
+            <w:r>
+              <w:rPr>
+                <w:rFonts w:ascii="Times New Roman" w:hAnsi="Times New Roman" w:cs="Times New Roman"/>
+                <w:lang w:val="sv-SE"/>
+              </w:rPr>
+              <w:t>}</w:t>
+            </w:r>
+          </w:p>
+        </w:tc>
+        <w:tc>
+          <w:tcPr>
+            <w:tcW w:w="3544" w:type="dxa"/>
+            <w:vMerge/>
+            <w:vAlign w:val="center"/>
+          </w:tcPr>
+          <w:p>
+            <w:pPr>
+              <w:rPr>
+                <w:rFonts w:ascii="Times New Roman" w:hAnsi="Times New Roman" w:cs="Times New Roman"/>
+              </w:rPr>
+            </w:pPr>
+          </w:p>
+        </w:tc>
+      </w:tr>
+      <w:tr>
+        <w:tc>
+          <w:tcPr>
+            <w:tcW w:w="562" w:type="dxa"/>
+            <w:vMerge/>
+            <w:vAlign w:val="center"/>
+          </w:tcPr>
+          <w:p>
+            <w:pPr>
+              <w:jc w:val="center"/>
+              <w:rPr>
+                <w:rFonts w:ascii="Times New Roman" w:hAnsi="Times New Roman" w:cs="Times New Roman"/>
+              </w:rPr>
+            </w:pPr>
           </w:p>
         </w:tc>
         <w:tc>
           <w:tcPr>
             <w:tcW w:w="1843" w:type="dxa"/>
-            <w:vAlign w:val="center"/>
-          </w:tcPr>
-          <w:p>
-            <w:pPr>
-              <w:rPr>
-                <w:rFonts w:ascii="Times New Roman" w:hAnsi="Times New Roman" w:cs="Times New Roman"/>
-                <w:lang w:val="sv-SE"/>
-              </w:rPr>
-            </w:pPr>
-            <w:r>
-              <w:rPr>
-                <w:rFonts w:ascii="Times New Roman" w:hAnsi="Times New Roman" w:cs="Times New Roman"/>
-              </w:rPr>
-              <w:t>{nama_aspek}</w:t>
-            </w:r>
-          </w:p>
-        </w:tc>
-        <w:tc>
-          <w:tcPr>
-            <w:tcW w:w="2552" w:type="dxa"/>
-            <w:vAlign w:val="center"/>
-          </w:tcPr>
-          <w:p>
-            <w:pPr>
-              <w:rPr>
-                <w:rFonts w:ascii="Times New Roman" w:hAnsi="Times New Roman" w:cs="Times New Roman"/>
-                <w:lang w:val="sv-SE"/>
-              </w:rPr>
-            </w:pPr>
-            <w:r>
-              <w:rPr>
-                <w:rFonts w:ascii="Times New Roman" w:hAnsi="Times New Roman" w:cs="Times New Roman"/>
-              </w:rPr>
-              <w:t>{indikator}</w:t>
+            <w:vMerge/>
+            <w:vAlign w:val="center"/>
+          </w:tcPr>
+          <w:p>
+            <w:pPr>
+              <w:rPr>
+                <w:rFonts w:ascii="Times New Roman" w:hAnsi="Times New Roman" w:cs="Times New Roman"/>
+              </w:rPr>
+            </w:pPr>
+          </w:p>
+        </w:tc>
+        <w:tc>
+          <w:tcPr>
+            <w:tcW w:w="3119" w:type="dxa"/>
+            <w:vAlign w:val="center"/>
+          </w:tcPr>
+          <w:p>
+            <w:pPr>
+              <w:pStyle w:val="ListParagraph"/>
+              <w:numPr>
+                <w:ilvl w:val="0"/>
+                <w:numId w:val="6"/>
+              </w:numPr>
+              <w:ind w:left="180" w:hanging="219"/>
+              <w:rPr>
+                <w:rFonts w:ascii="Times New Roman" w:hAnsi="Times New Roman" w:cs="Times New Roman"/>
+              </w:rPr>
+            </w:pPr>
+            <w:r>
+              <w:rPr>
+                <w:rFonts w:ascii="Times New Roman" w:hAnsi="Times New Roman" w:cs="Times New Roman"/>
+                <w:lang w:val="sv-SE"/>
+              </w:rPr>
+              <w:t>{ind1_</w:t>
+            </w:r>
+            <w:r>
+              <w:rPr>
+                <w:rFonts w:ascii="Times New Roman" w:hAnsi="Times New Roman" w:cs="Times New Roman"/>
+                <w:lang w:val="sv-SE"/>
+              </w:rPr>
+              <w:t>3</w:t>
+            </w:r>
+            <w:r>
+              <w:rPr>
+                <w:rFonts w:ascii="Times New Roman" w:hAnsi="Times New Roman" w:cs="Times New Roman"/>
+                <w:lang w:val="sv-SE"/>
+              </w:rPr>
+              <w:t>}</w:t>
             </w:r>
           </w:p>
         </w:tc>
@@ -730,28 +968,1891 @@
                 <w:rFonts w:ascii="Times New Roman" w:hAnsi="Times New Roman" w:cs="Times New Roman"/>
                 <w:lang w:val="sv-SE"/>
               </w:rPr>
-              <w:t>{skor_per_indikator}</w:t>
-            </w:r>
-          </w:p>
-        </w:tc>
-        <w:tc>
-          <w:tcPr>
-            <w:tcW w:w="3351" w:type="dxa"/>
-            <w:vAlign w:val="center"/>
-          </w:tcPr>
-          <w:p>
-            <w:pPr>
-              <w:rPr>
-                <w:rFonts w:ascii="Times New Roman" w:hAnsi="Times New Roman" w:cs="Times New Roman"/>
-                <w:lang w:val="sv-SE"/>
-              </w:rPr>
-            </w:pPr>
-            <w:r>
-              <w:rPr>
-                <w:rFonts w:ascii="Times New Roman" w:hAnsi="Times New Roman" w:cs="Times New Roman"/>
-              </w:rPr>
-              <w:t>{catatan}{/aspek}</w:t>
-            </w:r>
+              <w:t>{skor1_</w:t>
+            </w:r>
+            <w:r>
+              <w:rPr>
+                <w:rFonts w:ascii="Times New Roman" w:hAnsi="Times New Roman" w:cs="Times New Roman"/>
+                <w:lang w:val="sv-SE"/>
+              </w:rPr>
+              <w:t>3</w:t>
+            </w:r>
+            <w:r>
+              <w:rPr>
+                <w:rFonts w:ascii="Times New Roman" w:hAnsi="Times New Roman" w:cs="Times New Roman"/>
+                <w:lang w:val="sv-SE"/>
+              </w:rPr>
+              <w:t>}</w:t>
+            </w:r>
+          </w:p>
+        </w:tc>
+        <w:tc>
+          <w:tcPr>
+            <w:tcW w:w="3544" w:type="dxa"/>
+            <w:vMerge/>
+            <w:vAlign w:val="center"/>
+          </w:tcPr>
+          <w:p>
+            <w:pPr>
+              <w:rPr>
+                <w:rFonts w:ascii="Times New Roman" w:hAnsi="Times New Roman" w:cs="Times New Roman"/>
+              </w:rPr>
+            </w:pPr>
+          </w:p>
+        </w:tc>
+      </w:tr>
+      <w:tr>
+        <w:tc>
+          <w:tcPr>
+            <w:tcW w:w="562" w:type="dxa"/>
+            <w:vMerge w:val="restart"/>
+            <w:vAlign w:val="center"/>
+          </w:tcPr>
+          <w:p>
+            <w:pPr>
+              <w:jc w:val="center"/>
+              <w:rPr>
+                <w:rFonts w:ascii="Times New Roman" w:hAnsi="Times New Roman" w:cs="Times New Roman"/>
+              </w:rPr>
+            </w:pPr>
+            <w:r>
+              <w:rPr>
+                <w:rFonts w:ascii="Times New Roman" w:hAnsi="Times New Roman" w:cs="Times New Roman"/>
+              </w:rPr>
+              <w:t>2</w:t>
+            </w:r>
+          </w:p>
+        </w:tc>
+        <w:tc>
+          <w:tcPr>
+            <w:tcW w:w="1843" w:type="dxa"/>
+            <w:vMerge w:val="restart"/>
+            <w:vAlign w:val="center"/>
+          </w:tcPr>
+          <w:p>
+            <w:pPr>
+              <w:rPr>
+                <w:rFonts w:ascii="Times New Roman" w:hAnsi="Times New Roman" w:cs="Times New Roman"/>
+              </w:rPr>
+            </w:pPr>
+            <w:r>
+              <w:rPr>
+                <w:rFonts w:ascii="Times New Roman" w:hAnsi="Times New Roman" w:cs="Times New Roman"/>
+              </w:rPr>
+              <w:t>{aspek</w:t>
+            </w:r>
+            <w:r>
+              <w:rPr>
+                <w:rFonts w:ascii="Times New Roman" w:hAnsi="Times New Roman" w:cs="Times New Roman"/>
+              </w:rPr>
+              <w:t>2</w:t>
+            </w:r>
+            <w:r>
+              <w:rPr>
+                <w:rFonts w:ascii="Times New Roman" w:hAnsi="Times New Roman" w:cs="Times New Roman"/>
+              </w:rPr>
+              <w:t>_nama}</w:t>
+            </w:r>
+          </w:p>
+        </w:tc>
+        <w:tc>
+          <w:tcPr>
+            <w:tcW w:w="3119" w:type="dxa"/>
+            <w:vAlign w:val="center"/>
+          </w:tcPr>
+          <w:p>
+            <w:pPr>
+              <w:pStyle w:val="ListParagraph"/>
+              <w:numPr>
+                <w:ilvl w:val="0"/>
+                <w:numId w:val="7"/>
+              </w:numPr>
+              <w:ind w:left="180" w:hanging="219"/>
+              <w:rPr>
+                <w:rFonts w:ascii="Times New Roman" w:hAnsi="Times New Roman" w:cs="Times New Roman"/>
+              </w:rPr>
+            </w:pPr>
+            <w:r>
+              <w:rPr>
+                <w:rFonts w:ascii="Times New Roman" w:hAnsi="Times New Roman" w:cs="Times New Roman"/>
+                <w:lang w:val="sv-SE"/>
+              </w:rPr>
+              <w:t>{ind</w:t>
+            </w:r>
+            <w:r>
+              <w:rPr>
+                <w:rFonts w:ascii="Times New Roman" w:hAnsi="Times New Roman" w:cs="Times New Roman"/>
+                <w:lang w:val="sv-SE"/>
+              </w:rPr>
+              <w:t>2</w:t>
+            </w:r>
+            <w:r>
+              <w:rPr>
+                <w:rFonts w:ascii="Times New Roman" w:hAnsi="Times New Roman" w:cs="Times New Roman"/>
+                <w:lang w:val="sv-SE"/>
+              </w:rPr>
+              <w:t>_1}</w:t>
+            </w:r>
+          </w:p>
+        </w:tc>
+        <w:tc>
+          <w:tcPr>
+            <w:tcW w:w="708" w:type="dxa"/>
+            <w:vAlign w:val="center"/>
+          </w:tcPr>
+          <w:p>
+            <w:pPr>
+              <w:jc w:val="center"/>
+              <w:rPr>
+                <w:rFonts w:ascii="Times New Roman" w:hAnsi="Times New Roman" w:cs="Times New Roman"/>
+                <w:lang w:val="sv-SE"/>
+              </w:rPr>
+            </w:pPr>
+            <w:r>
+              <w:rPr>
+                <w:rFonts w:ascii="Times New Roman" w:hAnsi="Times New Roman" w:cs="Times New Roman"/>
+                <w:lang w:val="sv-SE"/>
+              </w:rPr>
+              <w:t>{skor</w:t>
+            </w:r>
+            <w:r>
+              <w:rPr>
+                <w:rFonts w:ascii="Times New Roman" w:hAnsi="Times New Roman" w:cs="Times New Roman"/>
+                <w:lang w:val="sv-SE"/>
+              </w:rPr>
+              <w:t>2</w:t>
+            </w:r>
+            <w:r>
+              <w:rPr>
+                <w:rFonts w:ascii="Times New Roman" w:hAnsi="Times New Roman" w:cs="Times New Roman"/>
+                <w:lang w:val="sv-SE"/>
+              </w:rPr>
+              <w:t>_1}</w:t>
+            </w:r>
+          </w:p>
+        </w:tc>
+        <w:tc>
+          <w:tcPr>
+            <w:tcW w:w="3544" w:type="dxa"/>
+            <w:vMerge w:val="restart"/>
+            <w:vAlign w:val="center"/>
+          </w:tcPr>
+          <w:p>
+            <w:pPr>
+              <w:jc w:val="both"/>
+              <w:rPr>
+                <w:rFonts w:ascii="Times New Roman" w:hAnsi="Times New Roman" w:cs="Times New Roman"/>
+              </w:rPr>
+            </w:pPr>
+            <w:r>
+              <w:rPr>
+                <w:rFonts w:ascii="Times New Roman" w:hAnsi="Times New Roman" w:cs="Times New Roman"/>
+              </w:rPr>
+              <w:t>{catatan</w:t>
+            </w:r>
+            <w:r>
+              <w:rPr>
+                <w:rFonts w:ascii="Times New Roman" w:hAnsi="Times New Roman" w:cs="Times New Roman"/>
+              </w:rPr>
+              <w:t>2</w:t>
+            </w:r>
+            <w:r>
+              <w:rPr>
+                <w:rFonts w:ascii="Times New Roman" w:hAnsi="Times New Roman" w:cs="Times New Roman"/>
+              </w:rPr>
+              <w:t>}</w:t>
+            </w:r>
+          </w:p>
+        </w:tc>
+      </w:tr>
+      <w:tr>
+        <w:tc>
+          <w:tcPr>
+            <w:tcW w:w="562" w:type="dxa"/>
+            <w:vMerge/>
+            <w:vAlign w:val="center"/>
+          </w:tcPr>
+          <w:p>
+            <w:pPr>
+              <w:jc w:val="center"/>
+              <w:rPr>
+                <w:rFonts w:ascii="Times New Roman" w:hAnsi="Times New Roman" w:cs="Times New Roman"/>
+              </w:rPr>
+            </w:pPr>
+          </w:p>
+        </w:tc>
+        <w:tc>
+          <w:tcPr>
+            <w:tcW w:w="1843" w:type="dxa"/>
+            <w:vMerge/>
+            <w:vAlign w:val="center"/>
+          </w:tcPr>
+          <w:p>
+            <w:pPr>
+              <w:rPr>
+                <w:rFonts w:ascii="Times New Roman" w:hAnsi="Times New Roman" w:cs="Times New Roman"/>
+              </w:rPr>
+            </w:pPr>
+          </w:p>
+        </w:tc>
+        <w:tc>
+          <w:tcPr>
+            <w:tcW w:w="3119" w:type="dxa"/>
+            <w:vAlign w:val="center"/>
+          </w:tcPr>
+          <w:p>
+            <w:pPr>
+              <w:pStyle w:val="ListParagraph"/>
+              <w:numPr>
+                <w:ilvl w:val="0"/>
+                <w:numId w:val="7"/>
+              </w:numPr>
+              <w:ind w:left="180" w:hanging="219"/>
+              <w:rPr>
+                <w:rFonts w:ascii="Times New Roman" w:hAnsi="Times New Roman" w:cs="Times New Roman"/>
+              </w:rPr>
+            </w:pPr>
+            <w:r>
+              <w:rPr>
+                <w:rFonts w:ascii="Times New Roman" w:hAnsi="Times New Roman" w:cs="Times New Roman"/>
+                <w:lang w:val="sv-SE"/>
+              </w:rPr>
+              <w:t>{ind</w:t>
+            </w:r>
+            <w:r>
+              <w:rPr>
+                <w:rFonts w:ascii="Times New Roman" w:hAnsi="Times New Roman" w:cs="Times New Roman"/>
+                <w:lang w:val="sv-SE"/>
+              </w:rPr>
+              <w:t>2</w:t>
+            </w:r>
+            <w:r>
+              <w:rPr>
+                <w:rFonts w:ascii="Times New Roman" w:hAnsi="Times New Roman" w:cs="Times New Roman"/>
+                <w:lang w:val="sv-SE"/>
+              </w:rPr>
+              <w:t>_</w:t>
+            </w:r>
+            <w:r>
+              <w:rPr>
+                <w:rFonts w:ascii="Times New Roman" w:hAnsi="Times New Roman" w:cs="Times New Roman"/>
+                <w:lang w:val="sv-SE"/>
+              </w:rPr>
+              <w:t>2</w:t>
+            </w:r>
+            <w:r>
+              <w:rPr>
+                <w:rFonts w:ascii="Times New Roman" w:hAnsi="Times New Roman" w:cs="Times New Roman"/>
+                <w:lang w:val="sv-SE"/>
+              </w:rPr>
+              <w:t>}</w:t>
+            </w:r>
+          </w:p>
+        </w:tc>
+        <w:tc>
+          <w:tcPr>
+            <w:tcW w:w="708" w:type="dxa"/>
+            <w:vAlign w:val="center"/>
+          </w:tcPr>
+          <w:p>
+            <w:pPr>
+              <w:jc w:val="center"/>
+              <w:rPr>
+                <w:rFonts w:ascii="Times New Roman" w:hAnsi="Times New Roman" w:cs="Times New Roman"/>
+                <w:lang w:val="sv-SE"/>
+              </w:rPr>
+            </w:pPr>
+            <w:r>
+              <w:rPr>
+                <w:rFonts w:ascii="Times New Roman" w:hAnsi="Times New Roman" w:cs="Times New Roman"/>
+                <w:lang w:val="sv-SE"/>
+              </w:rPr>
+              <w:t>{skor</w:t>
+            </w:r>
+            <w:r>
+              <w:rPr>
+                <w:rFonts w:ascii="Times New Roman" w:hAnsi="Times New Roman" w:cs="Times New Roman"/>
+                <w:lang w:val="sv-SE"/>
+              </w:rPr>
+              <w:t>2</w:t>
+            </w:r>
+            <w:r>
+              <w:rPr>
+                <w:rFonts w:ascii="Times New Roman" w:hAnsi="Times New Roman" w:cs="Times New Roman"/>
+                <w:lang w:val="sv-SE"/>
+              </w:rPr>
+              <w:t>_</w:t>
+            </w:r>
+            <w:r>
+              <w:rPr>
+                <w:rFonts w:ascii="Times New Roman" w:hAnsi="Times New Roman" w:cs="Times New Roman"/>
+                <w:lang w:val="sv-SE"/>
+              </w:rPr>
+              <w:t>2</w:t>
+            </w:r>
+            <w:r>
+              <w:rPr>
+                <w:rFonts w:ascii="Times New Roman" w:hAnsi="Times New Roman" w:cs="Times New Roman"/>
+                <w:lang w:val="sv-SE"/>
+              </w:rPr>
+              <w:t>}</w:t>
+            </w:r>
+          </w:p>
+        </w:tc>
+        <w:tc>
+          <w:tcPr>
+            <w:tcW w:w="3544" w:type="dxa"/>
+            <w:vMerge/>
+            <w:vAlign w:val="center"/>
+          </w:tcPr>
+          <w:p>
+            <w:pPr>
+              <w:rPr>
+                <w:rFonts w:ascii="Times New Roman" w:hAnsi="Times New Roman" w:cs="Times New Roman"/>
+              </w:rPr>
+            </w:pPr>
+          </w:p>
+        </w:tc>
+      </w:tr>
+      <w:tr>
+        <w:tc>
+          <w:tcPr>
+            <w:tcW w:w="562" w:type="dxa"/>
+            <w:vMerge/>
+            <w:vAlign w:val="center"/>
+          </w:tcPr>
+          <w:p>
+            <w:pPr>
+              <w:jc w:val="center"/>
+              <w:rPr>
+                <w:rFonts w:ascii="Times New Roman" w:hAnsi="Times New Roman" w:cs="Times New Roman"/>
+              </w:rPr>
+            </w:pPr>
+          </w:p>
+        </w:tc>
+        <w:tc>
+          <w:tcPr>
+            <w:tcW w:w="1843" w:type="dxa"/>
+            <w:vMerge/>
+            <w:vAlign w:val="center"/>
+          </w:tcPr>
+          <w:p>
+            <w:pPr>
+              <w:rPr>
+                <w:rFonts w:ascii="Times New Roman" w:hAnsi="Times New Roman" w:cs="Times New Roman"/>
+              </w:rPr>
+            </w:pPr>
+          </w:p>
+        </w:tc>
+        <w:tc>
+          <w:tcPr>
+            <w:tcW w:w="3119" w:type="dxa"/>
+            <w:vAlign w:val="center"/>
+          </w:tcPr>
+          <w:p>
+            <w:pPr>
+              <w:pStyle w:val="ListParagraph"/>
+              <w:numPr>
+                <w:ilvl w:val="0"/>
+                <w:numId w:val="7"/>
+              </w:numPr>
+              <w:ind w:left="180" w:hanging="219"/>
+              <w:rPr>
+                <w:rFonts w:ascii="Times New Roman" w:hAnsi="Times New Roman" w:cs="Times New Roman"/>
+              </w:rPr>
+            </w:pPr>
+            <w:r>
+              <w:rPr>
+                <w:rFonts w:ascii="Times New Roman" w:hAnsi="Times New Roman" w:cs="Times New Roman"/>
+                <w:lang w:val="sv-SE"/>
+              </w:rPr>
+              <w:t>{ind</w:t>
+            </w:r>
+            <w:r>
+              <w:rPr>
+                <w:rFonts w:ascii="Times New Roman" w:hAnsi="Times New Roman" w:cs="Times New Roman"/>
+                <w:lang w:val="sv-SE"/>
+              </w:rPr>
+              <w:t>2</w:t>
+            </w:r>
+            <w:r>
+              <w:rPr>
+                <w:rFonts w:ascii="Times New Roman" w:hAnsi="Times New Roman" w:cs="Times New Roman"/>
+                <w:lang w:val="sv-SE"/>
+              </w:rPr>
+              <w:t>_</w:t>
+            </w:r>
+            <w:r>
+              <w:rPr>
+                <w:rFonts w:ascii="Times New Roman" w:hAnsi="Times New Roman" w:cs="Times New Roman"/>
+                <w:lang w:val="sv-SE"/>
+              </w:rPr>
+              <w:t>3</w:t>
+            </w:r>
+            <w:r>
+              <w:rPr>
+                <w:rFonts w:ascii="Times New Roman" w:hAnsi="Times New Roman" w:cs="Times New Roman"/>
+                <w:lang w:val="sv-SE"/>
+              </w:rPr>
+              <w:t>}</w:t>
+            </w:r>
+          </w:p>
+        </w:tc>
+        <w:tc>
+          <w:tcPr>
+            <w:tcW w:w="708" w:type="dxa"/>
+            <w:vAlign w:val="center"/>
+          </w:tcPr>
+          <w:p>
+            <w:pPr>
+              <w:jc w:val="center"/>
+              <w:rPr>
+                <w:rFonts w:ascii="Times New Roman" w:hAnsi="Times New Roman" w:cs="Times New Roman"/>
+                <w:lang w:val="sv-SE"/>
+              </w:rPr>
+            </w:pPr>
+            <w:r>
+              <w:rPr>
+                <w:rFonts w:ascii="Times New Roman" w:hAnsi="Times New Roman" w:cs="Times New Roman"/>
+                <w:lang w:val="sv-SE"/>
+              </w:rPr>
+              <w:t>{skor</w:t>
+            </w:r>
+            <w:r>
+              <w:rPr>
+                <w:rFonts w:ascii="Times New Roman" w:hAnsi="Times New Roman" w:cs="Times New Roman"/>
+                <w:lang w:val="sv-SE"/>
+              </w:rPr>
+              <w:t>2</w:t>
+            </w:r>
+            <w:r>
+              <w:rPr>
+                <w:rFonts w:ascii="Times New Roman" w:hAnsi="Times New Roman" w:cs="Times New Roman"/>
+                <w:lang w:val="sv-SE"/>
+              </w:rPr>
+              <w:t>_</w:t>
+            </w:r>
+            <w:r>
+              <w:rPr>
+                <w:rFonts w:ascii="Times New Roman" w:hAnsi="Times New Roman" w:cs="Times New Roman"/>
+                <w:lang w:val="sv-SE"/>
+              </w:rPr>
+              <w:t>3</w:t>
+            </w:r>
+            <w:r>
+              <w:rPr>
+                <w:rFonts w:ascii="Times New Roman" w:hAnsi="Times New Roman" w:cs="Times New Roman"/>
+                <w:lang w:val="sv-SE"/>
+              </w:rPr>
+              <w:t>}</w:t>
+            </w:r>
+          </w:p>
+        </w:tc>
+        <w:tc>
+          <w:tcPr>
+            <w:tcW w:w="3544" w:type="dxa"/>
+            <w:vMerge/>
+            <w:vAlign w:val="center"/>
+          </w:tcPr>
+          <w:p>
+            <w:pPr>
+              <w:rPr>
+                <w:rFonts w:ascii="Times New Roman" w:hAnsi="Times New Roman" w:cs="Times New Roman"/>
+              </w:rPr>
+            </w:pPr>
+          </w:p>
+        </w:tc>
+      </w:tr>
+      <w:tr>
+        <w:tc>
+          <w:tcPr>
+            <w:tcW w:w="562" w:type="dxa"/>
+            <w:vMerge w:val="restart"/>
+            <w:vAlign w:val="center"/>
+          </w:tcPr>
+          <w:p>
+            <w:pPr>
+              <w:jc w:val="center"/>
+              <w:rPr>
+                <w:rFonts w:ascii="Times New Roman" w:hAnsi="Times New Roman" w:cs="Times New Roman"/>
+              </w:rPr>
+            </w:pPr>
+            <w:r>
+              <w:rPr>
+                <w:rFonts w:ascii="Times New Roman" w:hAnsi="Times New Roman" w:cs="Times New Roman"/>
+              </w:rPr>
+              <w:t>3</w:t>
+            </w:r>
+          </w:p>
+        </w:tc>
+        <w:tc>
+          <w:tcPr>
+            <w:tcW w:w="1843" w:type="dxa"/>
+            <w:vMerge w:val="restart"/>
+            <w:vAlign w:val="center"/>
+          </w:tcPr>
+          <w:p>
+            <w:pPr>
+              <w:rPr>
+                <w:rFonts w:ascii="Times New Roman" w:hAnsi="Times New Roman" w:cs="Times New Roman"/>
+              </w:rPr>
+            </w:pPr>
+            <w:r>
+              <w:rPr>
+                <w:rFonts w:ascii="Times New Roman" w:hAnsi="Times New Roman" w:cs="Times New Roman"/>
+              </w:rPr>
+              <w:t>{aspek</w:t>
+            </w:r>
+            <w:r>
+              <w:rPr>
+                <w:rFonts w:ascii="Times New Roman" w:hAnsi="Times New Roman" w:cs="Times New Roman"/>
+              </w:rPr>
+              <w:t>3</w:t>
+            </w:r>
+            <w:r>
+              <w:rPr>
+                <w:rFonts w:ascii="Times New Roman" w:hAnsi="Times New Roman" w:cs="Times New Roman"/>
+              </w:rPr>
+              <w:t>_nama}</w:t>
+            </w:r>
+          </w:p>
+        </w:tc>
+        <w:tc>
+          <w:tcPr>
+            <w:tcW w:w="3119" w:type="dxa"/>
+            <w:vAlign w:val="center"/>
+          </w:tcPr>
+          <w:p>
+            <w:pPr>
+              <w:pStyle w:val="ListParagraph"/>
+              <w:numPr>
+                <w:ilvl w:val="0"/>
+                <w:numId w:val="8"/>
+              </w:numPr>
+              <w:ind w:left="180" w:hanging="219"/>
+              <w:rPr>
+                <w:rFonts w:ascii="Times New Roman" w:hAnsi="Times New Roman" w:cs="Times New Roman"/>
+              </w:rPr>
+            </w:pPr>
+            <w:r>
+              <w:rPr>
+                <w:rFonts w:ascii="Times New Roman" w:hAnsi="Times New Roman" w:cs="Times New Roman"/>
+                <w:lang w:val="sv-SE"/>
+              </w:rPr>
+              <w:t>{ind</w:t>
+            </w:r>
+            <w:r>
+              <w:rPr>
+                <w:rFonts w:ascii="Times New Roman" w:hAnsi="Times New Roman" w:cs="Times New Roman"/>
+                <w:lang w:val="sv-SE"/>
+              </w:rPr>
+              <w:t>3</w:t>
+            </w:r>
+            <w:r>
+              <w:rPr>
+                <w:rFonts w:ascii="Times New Roman" w:hAnsi="Times New Roman" w:cs="Times New Roman"/>
+                <w:lang w:val="sv-SE"/>
+              </w:rPr>
+              <w:t>_1}</w:t>
+            </w:r>
+          </w:p>
+        </w:tc>
+        <w:tc>
+          <w:tcPr>
+            <w:tcW w:w="708" w:type="dxa"/>
+            <w:vAlign w:val="center"/>
+          </w:tcPr>
+          <w:p>
+            <w:pPr>
+              <w:jc w:val="center"/>
+              <w:rPr>
+                <w:rFonts w:ascii="Times New Roman" w:hAnsi="Times New Roman" w:cs="Times New Roman"/>
+                <w:lang w:val="sv-SE"/>
+              </w:rPr>
+            </w:pPr>
+            <w:r>
+              <w:rPr>
+                <w:rFonts w:ascii="Times New Roman" w:hAnsi="Times New Roman" w:cs="Times New Roman"/>
+                <w:lang w:val="sv-SE"/>
+              </w:rPr>
+              <w:t>{skor</w:t>
+            </w:r>
+            <w:r>
+              <w:rPr>
+                <w:rFonts w:ascii="Times New Roman" w:hAnsi="Times New Roman" w:cs="Times New Roman"/>
+                <w:lang w:val="sv-SE"/>
+              </w:rPr>
+              <w:t>3</w:t>
+            </w:r>
+            <w:r>
+              <w:rPr>
+                <w:rFonts w:ascii="Times New Roman" w:hAnsi="Times New Roman" w:cs="Times New Roman"/>
+                <w:lang w:val="sv-SE"/>
+              </w:rPr>
+              <w:t>_1}</w:t>
+            </w:r>
+          </w:p>
+        </w:tc>
+        <w:tc>
+          <w:tcPr>
+            <w:tcW w:w="3544" w:type="dxa"/>
+            <w:vMerge w:val="restart"/>
+            <w:vAlign w:val="center"/>
+          </w:tcPr>
+          <w:p>
+            <w:pPr>
+              <w:jc w:val="both"/>
+              <w:rPr>
+                <w:rFonts w:ascii="Times New Roman" w:hAnsi="Times New Roman" w:cs="Times New Roman"/>
+              </w:rPr>
+            </w:pPr>
+            <w:r>
+              <w:rPr>
+                <w:rFonts w:ascii="Times New Roman" w:hAnsi="Times New Roman" w:cs="Times New Roman"/>
+              </w:rPr>
+              <w:t>{catatan</w:t>
+            </w:r>
+            <w:r>
+              <w:rPr>
+                <w:rFonts w:ascii="Times New Roman" w:hAnsi="Times New Roman" w:cs="Times New Roman"/>
+              </w:rPr>
+              <w:t>3</w:t>
+            </w:r>
+            <w:r>
+              <w:rPr>
+                <w:rFonts w:ascii="Times New Roman" w:hAnsi="Times New Roman" w:cs="Times New Roman"/>
+              </w:rPr>
+              <w:t>}</w:t>
+            </w:r>
+          </w:p>
+        </w:tc>
+      </w:tr>
+      <w:tr>
+        <w:tc>
+          <w:tcPr>
+            <w:tcW w:w="562" w:type="dxa"/>
+            <w:vMerge/>
+            <w:vAlign w:val="center"/>
+          </w:tcPr>
+          <w:p>
+            <w:pPr>
+              <w:jc w:val="center"/>
+              <w:rPr>
+                <w:rFonts w:ascii="Times New Roman" w:hAnsi="Times New Roman" w:cs="Times New Roman"/>
+              </w:rPr>
+            </w:pPr>
+          </w:p>
+        </w:tc>
+        <w:tc>
+          <w:tcPr>
+            <w:tcW w:w="1843" w:type="dxa"/>
+            <w:vMerge/>
+            <w:vAlign w:val="center"/>
+          </w:tcPr>
+          <w:p>
+            <w:pPr>
+              <w:rPr>
+                <w:rFonts w:ascii="Times New Roman" w:hAnsi="Times New Roman" w:cs="Times New Roman"/>
+              </w:rPr>
+            </w:pPr>
+          </w:p>
+        </w:tc>
+        <w:tc>
+          <w:tcPr>
+            <w:tcW w:w="3119" w:type="dxa"/>
+            <w:vAlign w:val="center"/>
+          </w:tcPr>
+          <w:p>
+            <w:pPr>
+              <w:pStyle w:val="ListParagraph"/>
+              <w:numPr>
+                <w:ilvl w:val="0"/>
+                <w:numId w:val="8"/>
+              </w:numPr>
+              <w:ind w:left="180" w:hanging="219"/>
+              <w:rPr>
+                <w:rFonts w:ascii="Times New Roman" w:hAnsi="Times New Roman" w:cs="Times New Roman"/>
+              </w:rPr>
+            </w:pPr>
+            <w:r>
+              <w:rPr>
+                <w:rFonts w:ascii="Times New Roman" w:hAnsi="Times New Roman" w:cs="Times New Roman"/>
+                <w:lang w:val="sv-SE"/>
+              </w:rPr>
+              <w:t>{ind</w:t>
+            </w:r>
+            <w:r>
+              <w:rPr>
+                <w:rFonts w:ascii="Times New Roman" w:hAnsi="Times New Roman" w:cs="Times New Roman"/>
+                <w:lang w:val="sv-SE"/>
+              </w:rPr>
+              <w:t>3</w:t>
+            </w:r>
+            <w:r>
+              <w:rPr>
+                <w:rFonts w:ascii="Times New Roman" w:hAnsi="Times New Roman" w:cs="Times New Roman"/>
+                <w:lang w:val="sv-SE"/>
+              </w:rPr>
+              <w:t>_</w:t>
+            </w:r>
+            <w:r>
+              <w:rPr>
+                <w:rFonts w:ascii="Times New Roman" w:hAnsi="Times New Roman" w:cs="Times New Roman"/>
+                <w:lang w:val="sv-SE"/>
+              </w:rPr>
+              <w:t>2</w:t>
+            </w:r>
+            <w:r>
+              <w:rPr>
+                <w:rFonts w:ascii="Times New Roman" w:hAnsi="Times New Roman" w:cs="Times New Roman"/>
+                <w:lang w:val="sv-SE"/>
+              </w:rPr>
+              <w:t>}</w:t>
+            </w:r>
+          </w:p>
+        </w:tc>
+        <w:tc>
+          <w:tcPr>
+            <w:tcW w:w="708" w:type="dxa"/>
+            <w:vAlign w:val="center"/>
+          </w:tcPr>
+          <w:p>
+            <w:pPr>
+              <w:jc w:val="center"/>
+              <w:rPr>
+                <w:rFonts w:ascii="Times New Roman" w:hAnsi="Times New Roman" w:cs="Times New Roman"/>
+                <w:lang w:val="sv-SE"/>
+              </w:rPr>
+            </w:pPr>
+            <w:r>
+              <w:rPr>
+                <w:rFonts w:ascii="Times New Roman" w:hAnsi="Times New Roman" w:cs="Times New Roman"/>
+                <w:lang w:val="sv-SE"/>
+              </w:rPr>
+              <w:t>{skor</w:t>
+            </w:r>
+            <w:r>
+              <w:rPr>
+                <w:rFonts w:ascii="Times New Roman" w:hAnsi="Times New Roman" w:cs="Times New Roman"/>
+                <w:lang w:val="sv-SE"/>
+              </w:rPr>
+              <w:t>3</w:t>
+            </w:r>
+            <w:r>
+              <w:rPr>
+                <w:rFonts w:ascii="Times New Roman" w:hAnsi="Times New Roman" w:cs="Times New Roman"/>
+                <w:lang w:val="sv-SE"/>
+              </w:rPr>
+              <w:t>_</w:t>
+            </w:r>
+            <w:r>
+              <w:rPr>
+                <w:rFonts w:ascii="Times New Roman" w:hAnsi="Times New Roman" w:cs="Times New Roman"/>
+                <w:lang w:val="sv-SE"/>
+              </w:rPr>
+              <w:t>2</w:t>
+            </w:r>
+            <w:r>
+              <w:rPr>
+                <w:rFonts w:ascii="Times New Roman" w:hAnsi="Times New Roman" w:cs="Times New Roman"/>
+                <w:lang w:val="sv-SE"/>
+              </w:rPr>
+              <w:t>}</w:t>
+            </w:r>
+          </w:p>
+        </w:tc>
+        <w:tc>
+          <w:tcPr>
+            <w:tcW w:w="3544" w:type="dxa"/>
+            <w:vMerge/>
+            <w:vAlign w:val="center"/>
+          </w:tcPr>
+          <w:p>
+            <w:pPr>
+              <w:rPr>
+                <w:rFonts w:ascii="Times New Roman" w:hAnsi="Times New Roman" w:cs="Times New Roman"/>
+              </w:rPr>
+            </w:pPr>
+          </w:p>
+        </w:tc>
+      </w:tr>
+      <w:tr>
+        <w:tc>
+          <w:tcPr>
+            <w:tcW w:w="562" w:type="dxa"/>
+            <w:vMerge/>
+            <w:vAlign w:val="center"/>
+          </w:tcPr>
+          <w:p>
+            <w:pPr>
+              <w:jc w:val="center"/>
+              <w:rPr>
+                <w:rFonts w:ascii="Times New Roman" w:hAnsi="Times New Roman" w:cs="Times New Roman"/>
+              </w:rPr>
+            </w:pPr>
+          </w:p>
+        </w:tc>
+        <w:tc>
+          <w:tcPr>
+            <w:tcW w:w="1843" w:type="dxa"/>
+            <w:vMerge/>
+            <w:vAlign w:val="center"/>
+          </w:tcPr>
+          <w:p>
+            <w:pPr>
+              <w:rPr>
+                <w:rFonts w:ascii="Times New Roman" w:hAnsi="Times New Roman" w:cs="Times New Roman"/>
+              </w:rPr>
+            </w:pPr>
+          </w:p>
+        </w:tc>
+        <w:tc>
+          <w:tcPr>
+            <w:tcW w:w="3119" w:type="dxa"/>
+            <w:vAlign w:val="center"/>
+          </w:tcPr>
+          <w:p>
+            <w:pPr>
+              <w:pStyle w:val="ListParagraph"/>
+              <w:numPr>
+                <w:ilvl w:val="0"/>
+                <w:numId w:val="8"/>
+              </w:numPr>
+              <w:ind w:left="180" w:hanging="219"/>
+              <w:rPr>
+                <w:rFonts w:ascii="Times New Roman" w:hAnsi="Times New Roman" w:cs="Times New Roman"/>
+              </w:rPr>
+            </w:pPr>
+            <w:r>
+              <w:rPr>
+                <w:rFonts w:ascii="Times New Roman" w:hAnsi="Times New Roman" w:cs="Times New Roman"/>
+                <w:lang w:val="sv-SE"/>
+              </w:rPr>
+              <w:t>{ind</w:t>
+            </w:r>
+            <w:r>
+              <w:rPr>
+                <w:rFonts w:ascii="Times New Roman" w:hAnsi="Times New Roman" w:cs="Times New Roman"/>
+                <w:lang w:val="sv-SE"/>
+              </w:rPr>
+              <w:t>3</w:t>
+            </w:r>
+            <w:r>
+              <w:rPr>
+                <w:rFonts w:ascii="Times New Roman" w:hAnsi="Times New Roman" w:cs="Times New Roman"/>
+                <w:lang w:val="sv-SE"/>
+              </w:rPr>
+              <w:t>_</w:t>
+            </w:r>
+            <w:r>
+              <w:rPr>
+                <w:rFonts w:ascii="Times New Roman" w:hAnsi="Times New Roman" w:cs="Times New Roman"/>
+                <w:lang w:val="sv-SE"/>
+              </w:rPr>
+              <w:t>3</w:t>
+            </w:r>
+            <w:r>
+              <w:rPr>
+                <w:rFonts w:ascii="Times New Roman" w:hAnsi="Times New Roman" w:cs="Times New Roman"/>
+                <w:lang w:val="sv-SE"/>
+              </w:rPr>
+              <w:t>}</w:t>
+            </w:r>
+          </w:p>
+        </w:tc>
+        <w:tc>
+          <w:tcPr>
+            <w:tcW w:w="708" w:type="dxa"/>
+            <w:vAlign w:val="center"/>
+          </w:tcPr>
+          <w:p>
+            <w:pPr>
+              <w:jc w:val="center"/>
+              <w:rPr>
+                <w:rFonts w:ascii="Times New Roman" w:hAnsi="Times New Roman" w:cs="Times New Roman"/>
+                <w:lang w:val="sv-SE"/>
+              </w:rPr>
+            </w:pPr>
+            <w:r>
+              <w:rPr>
+                <w:rFonts w:ascii="Times New Roman" w:hAnsi="Times New Roman" w:cs="Times New Roman"/>
+                <w:lang w:val="sv-SE"/>
+              </w:rPr>
+              <w:t>{skor</w:t>
+            </w:r>
+            <w:r>
+              <w:rPr>
+                <w:rFonts w:ascii="Times New Roman" w:hAnsi="Times New Roman" w:cs="Times New Roman"/>
+                <w:lang w:val="sv-SE"/>
+              </w:rPr>
+              <w:t>3</w:t>
+            </w:r>
+            <w:r>
+              <w:rPr>
+                <w:rFonts w:ascii="Times New Roman" w:hAnsi="Times New Roman" w:cs="Times New Roman"/>
+                <w:lang w:val="sv-SE"/>
+              </w:rPr>
+              <w:t>_</w:t>
+            </w:r>
+            <w:r>
+              <w:rPr>
+                <w:rFonts w:ascii="Times New Roman" w:hAnsi="Times New Roman" w:cs="Times New Roman"/>
+                <w:lang w:val="sv-SE"/>
+              </w:rPr>
+              <w:t>3</w:t>
+            </w:r>
+            <w:r>
+              <w:rPr>
+                <w:rFonts w:ascii="Times New Roman" w:hAnsi="Times New Roman" w:cs="Times New Roman"/>
+                <w:lang w:val="sv-SE"/>
+              </w:rPr>
+              <w:t>}</w:t>
+            </w:r>
+          </w:p>
+        </w:tc>
+        <w:tc>
+          <w:tcPr>
+            <w:tcW w:w="3544" w:type="dxa"/>
+            <w:vMerge/>
+            <w:vAlign w:val="center"/>
+          </w:tcPr>
+          <w:p>
+            <w:pPr>
+              <w:rPr>
+                <w:rFonts w:ascii="Times New Roman" w:hAnsi="Times New Roman" w:cs="Times New Roman"/>
+              </w:rPr>
+            </w:pPr>
+          </w:p>
+        </w:tc>
+      </w:tr>
+      <w:tr>
+        <w:tc>
+          <w:tcPr>
+            <w:tcW w:w="562" w:type="dxa"/>
+            <w:vMerge w:val="restart"/>
+            <w:vAlign w:val="center"/>
+          </w:tcPr>
+          <w:p>
+            <w:pPr>
+              <w:jc w:val="center"/>
+              <w:rPr>
+                <w:rFonts w:ascii="Times New Roman" w:hAnsi="Times New Roman" w:cs="Times New Roman"/>
+              </w:rPr>
+            </w:pPr>
+            <w:r>
+              <w:rPr>
+                <w:rFonts w:ascii="Times New Roman" w:hAnsi="Times New Roman" w:cs="Times New Roman"/>
+              </w:rPr>
+              <w:t>4</w:t>
+            </w:r>
+          </w:p>
+        </w:tc>
+        <w:tc>
+          <w:tcPr>
+            <w:tcW w:w="1843" w:type="dxa"/>
+            <w:vMerge w:val="restart"/>
+            <w:vAlign w:val="center"/>
+          </w:tcPr>
+          <w:p>
+            <w:pPr>
+              <w:rPr>
+                <w:rFonts w:ascii="Times New Roman" w:hAnsi="Times New Roman" w:cs="Times New Roman"/>
+              </w:rPr>
+            </w:pPr>
+            <w:r>
+              <w:rPr>
+                <w:rFonts w:ascii="Times New Roman" w:hAnsi="Times New Roman" w:cs="Times New Roman"/>
+              </w:rPr>
+              <w:t>{aspek</w:t>
+            </w:r>
+            <w:r>
+              <w:rPr>
+                <w:rFonts w:ascii="Times New Roman" w:hAnsi="Times New Roman" w:cs="Times New Roman"/>
+              </w:rPr>
+              <w:t>4</w:t>
+            </w:r>
+            <w:r>
+              <w:rPr>
+                <w:rFonts w:ascii="Times New Roman" w:hAnsi="Times New Roman" w:cs="Times New Roman"/>
+              </w:rPr>
+              <w:t>_nama}</w:t>
+            </w:r>
+          </w:p>
+        </w:tc>
+        <w:tc>
+          <w:tcPr>
+            <w:tcW w:w="3119" w:type="dxa"/>
+            <w:vAlign w:val="center"/>
+          </w:tcPr>
+          <w:p>
+            <w:pPr>
+              <w:pStyle w:val="ListParagraph"/>
+              <w:numPr>
+                <w:ilvl w:val="0"/>
+                <w:numId w:val="9"/>
+              </w:numPr>
+              <w:ind w:left="180" w:hanging="219"/>
+              <w:rPr>
+                <w:rFonts w:ascii="Times New Roman" w:hAnsi="Times New Roman" w:cs="Times New Roman"/>
+              </w:rPr>
+            </w:pPr>
+            <w:r>
+              <w:rPr>
+                <w:rFonts w:ascii="Times New Roman" w:hAnsi="Times New Roman" w:cs="Times New Roman"/>
+                <w:lang w:val="sv-SE"/>
+              </w:rPr>
+              <w:t>{ind</w:t>
+            </w:r>
+            <w:r>
+              <w:rPr>
+                <w:rFonts w:ascii="Times New Roman" w:hAnsi="Times New Roman" w:cs="Times New Roman"/>
+                <w:lang w:val="sv-SE"/>
+              </w:rPr>
+              <w:t>4</w:t>
+            </w:r>
+            <w:r>
+              <w:rPr>
+                <w:rFonts w:ascii="Times New Roman" w:hAnsi="Times New Roman" w:cs="Times New Roman"/>
+                <w:lang w:val="sv-SE"/>
+              </w:rPr>
+              <w:t>_1}</w:t>
+            </w:r>
+          </w:p>
+        </w:tc>
+        <w:tc>
+          <w:tcPr>
+            <w:tcW w:w="708" w:type="dxa"/>
+            <w:vAlign w:val="center"/>
+          </w:tcPr>
+          <w:p>
+            <w:pPr>
+              <w:jc w:val="center"/>
+              <w:rPr>
+                <w:rFonts w:ascii="Times New Roman" w:hAnsi="Times New Roman" w:cs="Times New Roman"/>
+                <w:lang w:val="sv-SE"/>
+              </w:rPr>
+            </w:pPr>
+            <w:r>
+              <w:rPr>
+                <w:rFonts w:ascii="Times New Roman" w:hAnsi="Times New Roman" w:cs="Times New Roman"/>
+                <w:lang w:val="sv-SE"/>
+              </w:rPr>
+              <w:t>{skor</w:t>
+            </w:r>
+            <w:r>
+              <w:rPr>
+                <w:rFonts w:ascii="Times New Roman" w:hAnsi="Times New Roman" w:cs="Times New Roman"/>
+                <w:lang w:val="sv-SE"/>
+              </w:rPr>
+              <w:t>4</w:t>
+            </w:r>
+            <w:r>
+              <w:rPr>
+                <w:rFonts w:ascii="Times New Roman" w:hAnsi="Times New Roman" w:cs="Times New Roman"/>
+                <w:lang w:val="sv-SE"/>
+              </w:rPr>
+              <w:t>_1}</w:t>
+            </w:r>
+          </w:p>
+        </w:tc>
+        <w:tc>
+          <w:tcPr>
+            <w:tcW w:w="3544" w:type="dxa"/>
+            <w:vMerge w:val="restart"/>
+            <w:vAlign w:val="center"/>
+          </w:tcPr>
+          <w:p>
+            <w:pPr>
+              <w:jc w:val="both"/>
+              <w:rPr>
+                <w:rFonts w:ascii="Times New Roman" w:hAnsi="Times New Roman" w:cs="Times New Roman"/>
+              </w:rPr>
+            </w:pPr>
+            <w:r>
+              <w:rPr>
+                <w:rFonts w:ascii="Times New Roman" w:hAnsi="Times New Roman" w:cs="Times New Roman"/>
+              </w:rPr>
+              <w:t>{catatan</w:t>
+            </w:r>
+            <w:r>
+              <w:rPr>
+                <w:rFonts w:ascii="Times New Roman" w:hAnsi="Times New Roman" w:cs="Times New Roman"/>
+              </w:rPr>
+              <w:t>4</w:t>
+            </w:r>
+            <w:r>
+              <w:rPr>
+                <w:rFonts w:ascii="Times New Roman" w:hAnsi="Times New Roman" w:cs="Times New Roman"/>
+              </w:rPr>
+              <w:t>}</w:t>
+            </w:r>
+          </w:p>
+        </w:tc>
+      </w:tr>
+      <w:tr>
+        <w:tc>
+          <w:tcPr>
+            <w:tcW w:w="562" w:type="dxa"/>
+            <w:vMerge/>
+            <w:vAlign w:val="center"/>
+          </w:tcPr>
+          <w:p>
+            <w:pPr>
+              <w:jc w:val="center"/>
+              <w:rPr>
+                <w:rFonts w:ascii="Times New Roman" w:hAnsi="Times New Roman" w:cs="Times New Roman"/>
+              </w:rPr>
+            </w:pPr>
+          </w:p>
+        </w:tc>
+        <w:tc>
+          <w:tcPr>
+            <w:tcW w:w="1843" w:type="dxa"/>
+            <w:vMerge/>
+            <w:vAlign w:val="center"/>
+          </w:tcPr>
+          <w:p>
+            <w:pPr>
+              <w:rPr>
+                <w:rFonts w:ascii="Times New Roman" w:hAnsi="Times New Roman" w:cs="Times New Roman"/>
+              </w:rPr>
+            </w:pPr>
+          </w:p>
+        </w:tc>
+        <w:tc>
+          <w:tcPr>
+            <w:tcW w:w="3119" w:type="dxa"/>
+            <w:vAlign w:val="center"/>
+          </w:tcPr>
+          <w:p>
+            <w:pPr>
+              <w:pStyle w:val="ListParagraph"/>
+              <w:numPr>
+                <w:ilvl w:val="0"/>
+                <w:numId w:val="9"/>
+              </w:numPr>
+              <w:ind w:left="180" w:hanging="219"/>
+              <w:rPr>
+                <w:rFonts w:ascii="Times New Roman" w:hAnsi="Times New Roman" w:cs="Times New Roman"/>
+              </w:rPr>
+            </w:pPr>
+            <w:r>
+              <w:rPr>
+                <w:rFonts w:ascii="Times New Roman" w:hAnsi="Times New Roman" w:cs="Times New Roman"/>
+                <w:lang w:val="sv-SE"/>
+              </w:rPr>
+              <w:t>{ind</w:t>
+            </w:r>
+            <w:r>
+              <w:rPr>
+                <w:rFonts w:ascii="Times New Roman" w:hAnsi="Times New Roman" w:cs="Times New Roman"/>
+                <w:lang w:val="sv-SE"/>
+              </w:rPr>
+              <w:t>4</w:t>
+            </w:r>
+            <w:r>
+              <w:rPr>
+                <w:rFonts w:ascii="Times New Roman" w:hAnsi="Times New Roman" w:cs="Times New Roman"/>
+                <w:lang w:val="sv-SE"/>
+              </w:rPr>
+              <w:t>_</w:t>
+            </w:r>
+            <w:r>
+              <w:rPr>
+                <w:rFonts w:ascii="Times New Roman" w:hAnsi="Times New Roman" w:cs="Times New Roman"/>
+                <w:lang w:val="sv-SE"/>
+              </w:rPr>
+              <w:t>2</w:t>
+            </w:r>
+            <w:r>
+              <w:rPr>
+                <w:rFonts w:ascii="Times New Roman" w:hAnsi="Times New Roman" w:cs="Times New Roman"/>
+                <w:lang w:val="sv-SE"/>
+              </w:rPr>
+              <w:t>}</w:t>
+            </w:r>
+          </w:p>
+        </w:tc>
+        <w:tc>
+          <w:tcPr>
+            <w:tcW w:w="708" w:type="dxa"/>
+            <w:vAlign w:val="center"/>
+          </w:tcPr>
+          <w:p>
+            <w:pPr>
+              <w:jc w:val="center"/>
+              <w:rPr>
+                <w:rFonts w:ascii="Times New Roman" w:hAnsi="Times New Roman" w:cs="Times New Roman"/>
+                <w:lang w:val="sv-SE"/>
+              </w:rPr>
+            </w:pPr>
+            <w:r>
+              <w:rPr>
+                <w:rFonts w:ascii="Times New Roman" w:hAnsi="Times New Roman" w:cs="Times New Roman"/>
+                <w:lang w:val="sv-SE"/>
+              </w:rPr>
+              <w:t>{skor</w:t>
+            </w:r>
+            <w:r>
+              <w:rPr>
+                <w:rFonts w:ascii="Times New Roman" w:hAnsi="Times New Roman" w:cs="Times New Roman"/>
+                <w:lang w:val="sv-SE"/>
+              </w:rPr>
+              <w:t>4</w:t>
+            </w:r>
+            <w:r>
+              <w:rPr>
+                <w:rFonts w:ascii="Times New Roman" w:hAnsi="Times New Roman" w:cs="Times New Roman"/>
+                <w:lang w:val="sv-SE"/>
+              </w:rPr>
+              <w:t>_</w:t>
+            </w:r>
+            <w:r>
+              <w:rPr>
+                <w:rFonts w:ascii="Times New Roman" w:hAnsi="Times New Roman" w:cs="Times New Roman"/>
+                <w:lang w:val="sv-SE"/>
+              </w:rPr>
+              <w:t>2</w:t>
+            </w:r>
+            <w:r>
+              <w:rPr>
+                <w:rFonts w:ascii="Times New Roman" w:hAnsi="Times New Roman" w:cs="Times New Roman"/>
+                <w:lang w:val="sv-SE"/>
+              </w:rPr>
+              <w:t>}</w:t>
+            </w:r>
+          </w:p>
+        </w:tc>
+        <w:tc>
+          <w:tcPr>
+            <w:tcW w:w="3544" w:type="dxa"/>
+            <w:vMerge/>
+            <w:vAlign w:val="center"/>
+          </w:tcPr>
+          <w:p>
+            <w:pPr>
+              <w:rPr>
+                <w:rFonts w:ascii="Times New Roman" w:hAnsi="Times New Roman" w:cs="Times New Roman"/>
+              </w:rPr>
+            </w:pPr>
+          </w:p>
+        </w:tc>
+      </w:tr>
+      <w:tr>
+        <w:tc>
+          <w:tcPr>
+            <w:tcW w:w="562" w:type="dxa"/>
+            <w:vMerge w:val="restart"/>
+            <w:vAlign w:val="center"/>
+          </w:tcPr>
+          <w:p>
+            <w:pPr>
+              <w:jc w:val="center"/>
+              <w:rPr>
+                <w:rFonts w:ascii="Times New Roman" w:hAnsi="Times New Roman" w:cs="Times New Roman"/>
+              </w:rPr>
+            </w:pPr>
+            <w:r>
+              <w:rPr>
+                <w:rFonts w:ascii="Times New Roman" w:hAnsi="Times New Roman" w:cs="Times New Roman"/>
+              </w:rPr>
+              <w:t>5</w:t>
+            </w:r>
+          </w:p>
+        </w:tc>
+        <w:tc>
+          <w:tcPr>
+            <w:tcW w:w="1843" w:type="dxa"/>
+            <w:vMerge w:val="restart"/>
+            <w:vAlign w:val="center"/>
+          </w:tcPr>
+          <w:p>
+            <w:pPr>
+              <w:rPr>
+                <w:rFonts w:ascii="Times New Roman" w:hAnsi="Times New Roman" w:cs="Times New Roman"/>
+              </w:rPr>
+            </w:pPr>
+            <w:r>
+              <w:rPr>
+                <w:rFonts w:ascii="Times New Roman" w:hAnsi="Times New Roman" w:cs="Times New Roman"/>
+              </w:rPr>
+              <w:t>{aspek</w:t>
+            </w:r>
+            <w:r>
+              <w:rPr>
+                <w:rFonts w:ascii="Times New Roman" w:hAnsi="Times New Roman" w:cs="Times New Roman"/>
+              </w:rPr>
+              <w:t>5</w:t>
+            </w:r>
+            <w:r>
+              <w:rPr>
+                <w:rFonts w:ascii="Times New Roman" w:hAnsi="Times New Roman" w:cs="Times New Roman"/>
+              </w:rPr>
+              <w:t>_nama}</w:t>
+            </w:r>
+          </w:p>
+        </w:tc>
+        <w:tc>
+          <w:tcPr>
+            <w:tcW w:w="3119" w:type="dxa"/>
+            <w:vAlign w:val="center"/>
+          </w:tcPr>
+          <w:p>
+            <w:pPr>
+              <w:pStyle w:val="ListParagraph"/>
+              <w:numPr>
+                <w:ilvl w:val="0"/>
+                <w:numId w:val="10"/>
+              </w:numPr>
+              <w:ind w:left="180" w:hanging="219"/>
+              <w:rPr>
+                <w:rFonts w:ascii="Times New Roman" w:hAnsi="Times New Roman" w:cs="Times New Roman"/>
+              </w:rPr>
+            </w:pPr>
+            <w:r>
+              <w:rPr>
+                <w:rFonts w:ascii="Times New Roman" w:hAnsi="Times New Roman" w:cs="Times New Roman"/>
+                <w:lang w:val="sv-SE"/>
+              </w:rPr>
+              <w:t>{ind</w:t>
+            </w:r>
+            <w:r>
+              <w:rPr>
+                <w:rFonts w:ascii="Times New Roman" w:hAnsi="Times New Roman" w:cs="Times New Roman"/>
+                <w:lang w:val="sv-SE"/>
+              </w:rPr>
+              <w:t>5</w:t>
+            </w:r>
+            <w:r>
+              <w:rPr>
+                <w:rFonts w:ascii="Times New Roman" w:hAnsi="Times New Roman" w:cs="Times New Roman"/>
+                <w:lang w:val="sv-SE"/>
+              </w:rPr>
+              <w:t>_</w:t>
+            </w:r>
+            <w:r>
+              <w:rPr>
+                <w:rFonts w:ascii="Times New Roman" w:hAnsi="Times New Roman" w:cs="Times New Roman"/>
+                <w:lang w:val="sv-SE"/>
+              </w:rPr>
+              <w:t>1</w:t>
+            </w:r>
+            <w:r>
+              <w:rPr>
+                <w:rFonts w:ascii="Times New Roman" w:hAnsi="Times New Roman" w:cs="Times New Roman"/>
+                <w:lang w:val="sv-SE"/>
+              </w:rPr>
+              <w:t>}</w:t>
+            </w:r>
+          </w:p>
+        </w:tc>
+        <w:tc>
+          <w:tcPr>
+            <w:tcW w:w="708" w:type="dxa"/>
+            <w:vAlign w:val="center"/>
+          </w:tcPr>
+          <w:p>
+            <w:pPr>
+              <w:jc w:val="center"/>
+              <w:rPr>
+                <w:rFonts w:ascii="Times New Roman" w:hAnsi="Times New Roman" w:cs="Times New Roman"/>
+                <w:lang w:val="sv-SE"/>
+              </w:rPr>
+            </w:pPr>
+            <w:r>
+              <w:rPr>
+                <w:rFonts w:ascii="Times New Roman" w:hAnsi="Times New Roman" w:cs="Times New Roman"/>
+                <w:lang w:val="sv-SE"/>
+              </w:rPr>
+              <w:t>{skor</w:t>
+            </w:r>
+            <w:r>
+              <w:rPr>
+                <w:rFonts w:ascii="Times New Roman" w:hAnsi="Times New Roman" w:cs="Times New Roman"/>
+                <w:lang w:val="sv-SE"/>
+              </w:rPr>
+              <w:t>5</w:t>
+            </w:r>
+            <w:r>
+              <w:rPr>
+                <w:rFonts w:ascii="Times New Roman" w:hAnsi="Times New Roman" w:cs="Times New Roman"/>
+                <w:lang w:val="sv-SE"/>
+              </w:rPr>
+              <w:t>_1}</w:t>
+            </w:r>
+          </w:p>
+        </w:tc>
+        <w:tc>
+          <w:tcPr>
+            <w:tcW w:w="3544" w:type="dxa"/>
+            <w:vMerge w:val="restart"/>
+            <w:vAlign w:val="center"/>
+          </w:tcPr>
+          <w:p>
+            <w:pPr>
+              <w:jc w:val="both"/>
+              <w:rPr>
+                <w:rFonts w:ascii="Times New Roman" w:hAnsi="Times New Roman" w:cs="Times New Roman"/>
+              </w:rPr>
+            </w:pPr>
+            <w:r>
+              <w:rPr>
+                <w:rFonts w:ascii="Times New Roman" w:hAnsi="Times New Roman" w:cs="Times New Roman"/>
+              </w:rPr>
+              <w:t>{catatan</w:t>
+            </w:r>
+            <w:r>
+              <w:rPr>
+                <w:rFonts w:ascii="Times New Roman" w:hAnsi="Times New Roman" w:cs="Times New Roman"/>
+              </w:rPr>
+              <w:t>5</w:t>
+            </w:r>
+            <w:r>
+              <w:rPr>
+                <w:rFonts w:ascii="Times New Roman" w:hAnsi="Times New Roman" w:cs="Times New Roman"/>
+              </w:rPr>
+              <w:t>}</w:t>
+            </w:r>
+          </w:p>
+        </w:tc>
+      </w:tr>
+      <w:tr>
+        <w:tc>
+          <w:tcPr>
+            <w:tcW w:w="562" w:type="dxa"/>
+            <w:vMerge/>
+            <w:vAlign w:val="center"/>
+          </w:tcPr>
+          <w:p>
+            <w:pPr>
+              <w:jc w:val="center"/>
+              <w:rPr>
+                <w:rFonts w:ascii="Times New Roman" w:hAnsi="Times New Roman" w:cs="Times New Roman"/>
+              </w:rPr>
+            </w:pPr>
+          </w:p>
+        </w:tc>
+        <w:tc>
+          <w:tcPr>
+            <w:tcW w:w="1843" w:type="dxa"/>
+            <w:vMerge/>
+            <w:vAlign w:val="center"/>
+          </w:tcPr>
+          <w:p>
+            <w:pPr>
+              <w:rPr>
+                <w:rFonts w:ascii="Times New Roman" w:hAnsi="Times New Roman" w:cs="Times New Roman"/>
+              </w:rPr>
+            </w:pPr>
+          </w:p>
+        </w:tc>
+        <w:tc>
+          <w:tcPr>
+            <w:tcW w:w="3119" w:type="dxa"/>
+            <w:vAlign w:val="center"/>
+          </w:tcPr>
+          <w:p>
+            <w:pPr>
+              <w:pStyle w:val="ListParagraph"/>
+              <w:numPr>
+                <w:ilvl w:val="0"/>
+                <w:numId w:val="10"/>
+              </w:numPr>
+              <w:ind w:left="180" w:hanging="219"/>
+              <w:rPr>
+                <w:rFonts w:ascii="Times New Roman" w:hAnsi="Times New Roman" w:cs="Times New Roman"/>
+              </w:rPr>
+            </w:pPr>
+            <w:r>
+              <w:rPr>
+                <w:rFonts w:ascii="Times New Roman" w:hAnsi="Times New Roman" w:cs="Times New Roman"/>
+                <w:lang w:val="sv-SE"/>
+              </w:rPr>
+              <w:t>{ind</w:t>
+            </w:r>
+            <w:r>
+              <w:rPr>
+                <w:rFonts w:ascii="Times New Roman" w:hAnsi="Times New Roman" w:cs="Times New Roman"/>
+                <w:lang w:val="sv-SE"/>
+              </w:rPr>
+              <w:t>5</w:t>
+            </w:r>
+            <w:r>
+              <w:rPr>
+                <w:rFonts w:ascii="Times New Roman" w:hAnsi="Times New Roman" w:cs="Times New Roman"/>
+                <w:lang w:val="sv-SE"/>
+              </w:rPr>
+              <w:t>_</w:t>
+            </w:r>
+            <w:r>
+              <w:rPr>
+                <w:rFonts w:ascii="Times New Roman" w:hAnsi="Times New Roman" w:cs="Times New Roman"/>
+                <w:lang w:val="sv-SE"/>
+              </w:rPr>
+              <w:t>2</w:t>
+            </w:r>
+            <w:r>
+              <w:rPr>
+                <w:rFonts w:ascii="Times New Roman" w:hAnsi="Times New Roman" w:cs="Times New Roman"/>
+                <w:lang w:val="sv-SE"/>
+              </w:rPr>
+              <w:t>}</w:t>
+            </w:r>
+          </w:p>
+        </w:tc>
+        <w:tc>
+          <w:tcPr>
+            <w:tcW w:w="708" w:type="dxa"/>
+            <w:vAlign w:val="center"/>
+          </w:tcPr>
+          <w:p>
+            <w:pPr>
+              <w:jc w:val="center"/>
+              <w:rPr>
+                <w:rFonts w:ascii="Times New Roman" w:hAnsi="Times New Roman" w:cs="Times New Roman"/>
+                <w:lang w:val="sv-SE"/>
+              </w:rPr>
+            </w:pPr>
+            <w:r>
+              <w:rPr>
+                <w:rFonts w:ascii="Times New Roman" w:hAnsi="Times New Roman" w:cs="Times New Roman"/>
+                <w:lang w:val="sv-SE"/>
+              </w:rPr>
+              <w:t>{skor</w:t>
+            </w:r>
+            <w:r>
+              <w:rPr>
+                <w:rFonts w:ascii="Times New Roman" w:hAnsi="Times New Roman" w:cs="Times New Roman"/>
+                <w:lang w:val="sv-SE"/>
+              </w:rPr>
+              <w:t>5</w:t>
+            </w:r>
+            <w:r>
+              <w:rPr>
+                <w:rFonts w:ascii="Times New Roman" w:hAnsi="Times New Roman" w:cs="Times New Roman"/>
+                <w:lang w:val="sv-SE"/>
+              </w:rPr>
+              <w:t>_</w:t>
+            </w:r>
+            <w:r>
+              <w:rPr>
+                <w:rFonts w:ascii="Times New Roman" w:hAnsi="Times New Roman" w:cs="Times New Roman"/>
+                <w:lang w:val="sv-SE"/>
+              </w:rPr>
+              <w:t>2</w:t>
+            </w:r>
+            <w:r>
+              <w:rPr>
+                <w:rFonts w:ascii="Times New Roman" w:hAnsi="Times New Roman" w:cs="Times New Roman"/>
+                <w:lang w:val="sv-SE"/>
+              </w:rPr>
+              <w:t>}</w:t>
+            </w:r>
+          </w:p>
+        </w:tc>
+        <w:tc>
+          <w:tcPr>
+            <w:tcW w:w="3544" w:type="dxa"/>
+            <w:vMerge/>
+            <w:vAlign w:val="center"/>
+          </w:tcPr>
+          <w:p>
+            <w:pPr>
+              <w:rPr>
+                <w:rFonts w:ascii="Times New Roman" w:hAnsi="Times New Roman" w:cs="Times New Roman"/>
+              </w:rPr>
+            </w:pPr>
+          </w:p>
+        </w:tc>
+      </w:tr>
+      <w:tr>
+        <w:tc>
+          <w:tcPr>
+            <w:tcW w:w="562" w:type="dxa"/>
+            <w:vMerge/>
+            <w:vAlign w:val="center"/>
+          </w:tcPr>
+          <w:p>
+            <w:pPr>
+              <w:jc w:val="center"/>
+              <w:rPr>
+                <w:rFonts w:ascii="Times New Roman" w:hAnsi="Times New Roman" w:cs="Times New Roman"/>
+              </w:rPr>
+            </w:pPr>
+          </w:p>
+        </w:tc>
+        <w:tc>
+          <w:tcPr>
+            <w:tcW w:w="1843" w:type="dxa"/>
+            <w:vMerge/>
+            <w:vAlign w:val="center"/>
+          </w:tcPr>
+          <w:p>
+            <w:pPr>
+              <w:rPr>
+                <w:rFonts w:ascii="Times New Roman" w:hAnsi="Times New Roman" w:cs="Times New Roman"/>
+              </w:rPr>
+            </w:pPr>
+          </w:p>
+        </w:tc>
+        <w:tc>
+          <w:tcPr>
+            <w:tcW w:w="3119" w:type="dxa"/>
+            <w:vAlign w:val="center"/>
+          </w:tcPr>
+          <w:p>
+            <w:pPr>
+              <w:pStyle w:val="ListParagraph"/>
+              <w:numPr>
+                <w:ilvl w:val="0"/>
+                <w:numId w:val="10"/>
+              </w:numPr>
+              <w:ind w:left="180" w:hanging="219"/>
+              <w:rPr>
+                <w:rFonts w:ascii="Times New Roman" w:hAnsi="Times New Roman" w:cs="Times New Roman"/>
+              </w:rPr>
+            </w:pPr>
+            <w:r>
+              <w:rPr>
+                <w:rFonts w:ascii="Times New Roman" w:hAnsi="Times New Roman" w:cs="Times New Roman"/>
+                <w:lang w:val="sv-SE"/>
+              </w:rPr>
+              <w:t>{ind</w:t>
+            </w:r>
+            <w:r>
+              <w:rPr>
+                <w:rFonts w:ascii="Times New Roman" w:hAnsi="Times New Roman" w:cs="Times New Roman"/>
+                <w:lang w:val="sv-SE"/>
+              </w:rPr>
+              <w:t>5</w:t>
+            </w:r>
+            <w:r>
+              <w:rPr>
+                <w:rFonts w:ascii="Times New Roman" w:hAnsi="Times New Roman" w:cs="Times New Roman"/>
+                <w:lang w:val="sv-SE"/>
+              </w:rPr>
+              <w:t>_</w:t>
+            </w:r>
+            <w:r>
+              <w:rPr>
+                <w:rFonts w:ascii="Times New Roman" w:hAnsi="Times New Roman" w:cs="Times New Roman"/>
+                <w:lang w:val="sv-SE"/>
+              </w:rPr>
+              <w:t>3</w:t>
+            </w:r>
+            <w:r>
+              <w:rPr>
+                <w:rFonts w:ascii="Times New Roman" w:hAnsi="Times New Roman" w:cs="Times New Roman"/>
+                <w:lang w:val="sv-SE"/>
+              </w:rPr>
+              <w:t>}</w:t>
+            </w:r>
+          </w:p>
+        </w:tc>
+        <w:tc>
+          <w:tcPr>
+            <w:tcW w:w="708" w:type="dxa"/>
+            <w:vAlign w:val="center"/>
+          </w:tcPr>
+          <w:p>
+            <w:pPr>
+              <w:jc w:val="center"/>
+              <w:rPr>
+                <w:rFonts w:ascii="Times New Roman" w:hAnsi="Times New Roman" w:cs="Times New Roman"/>
+                <w:lang w:val="sv-SE"/>
+              </w:rPr>
+            </w:pPr>
+            <w:r>
+              <w:rPr>
+                <w:rFonts w:ascii="Times New Roman" w:hAnsi="Times New Roman" w:cs="Times New Roman"/>
+                <w:lang w:val="sv-SE"/>
+              </w:rPr>
+              <w:t>{skor</w:t>
+            </w:r>
+            <w:r>
+              <w:rPr>
+                <w:rFonts w:ascii="Times New Roman" w:hAnsi="Times New Roman" w:cs="Times New Roman"/>
+                <w:lang w:val="sv-SE"/>
+              </w:rPr>
+              <w:t>5</w:t>
+            </w:r>
+            <w:r>
+              <w:rPr>
+                <w:rFonts w:ascii="Times New Roman" w:hAnsi="Times New Roman" w:cs="Times New Roman"/>
+                <w:lang w:val="sv-SE"/>
+              </w:rPr>
+              <w:t>_3</w:t>
+            </w:r>
+            <w:r>
+              <w:rPr>
+                <w:rFonts w:ascii="Times New Roman" w:hAnsi="Times New Roman" w:cs="Times New Roman"/>
+                <w:lang w:val="sv-SE"/>
+              </w:rPr>
+              <w:t>}</w:t>
+            </w:r>
+          </w:p>
+        </w:tc>
+        <w:tc>
+          <w:tcPr>
+            <w:tcW w:w="3544" w:type="dxa"/>
+            <w:vMerge/>
+            <w:vAlign w:val="center"/>
+          </w:tcPr>
+          <w:p>
+            <w:pPr>
+              <w:rPr>
+                <w:rFonts w:ascii="Times New Roman" w:hAnsi="Times New Roman" w:cs="Times New Roman"/>
+              </w:rPr>
+            </w:pPr>
+          </w:p>
+        </w:tc>
+      </w:tr>
+      <w:tr>
+        <w:tc>
+          <w:tcPr>
+            <w:tcW w:w="562" w:type="dxa"/>
+            <w:vMerge/>
+            <w:vAlign w:val="center"/>
+          </w:tcPr>
+          <w:p>
+            <w:pPr>
+              <w:jc w:val="center"/>
+              <w:rPr>
+                <w:rFonts w:ascii="Times New Roman" w:hAnsi="Times New Roman" w:cs="Times New Roman"/>
+              </w:rPr>
+            </w:pPr>
+          </w:p>
+        </w:tc>
+        <w:tc>
+          <w:tcPr>
+            <w:tcW w:w="1843" w:type="dxa"/>
+            <w:vMerge/>
+            <w:vAlign w:val="center"/>
+          </w:tcPr>
+          <w:p>
+            <w:pPr>
+              <w:rPr>
+                <w:rFonts w:ascii="Times New Roman" w:hAnsi="Times New Roman" w:cs="Times New Roman"/>
+              </w:rPr>
+            </w:pPr>
+          </w:p>
+        </w:tc>
+        <w:tc>
+          <w:tcPr>
+            <w:tcW w:w="3119" w:type="dxa"/>
+            <w:vAlign w:val="center"/>
+          </w:tcPr>
+          <w:p>
+            <w:pPr>
+              <w:pStyle w:val="ListParagraph"/>
+              <w:numPr>
+                <w:ilvl w:val="0"/>
+                <w:numId w:val="10"/>
+              </w:numPr>
+              <w:ind w:left="180" w:hanging="219"/>
+              <w:rPr>
+                <w:rFonts w:ascii="Times New Roman" w:hAnsi="Times New Roman" w:cs="Times New Roman"/>
+              </w:rPr>
+            </w:pPr>
+            <w:r>
+              <w:rPr>
+                <w:rFonts w:ascii="Times New Roman" w:hAnsi="Times New Roman" w:cs="Times New Roman"/>
+                <w:lang w:val="sv-SE"/>
+              </w:rPr>
+              <w:t>{ind</w:t>
+            </w:r>
+            <w:r>
+              <w:rPr>
+                <w:rFonts w:ascii="Times New Roman" w:hAnsi="Times New Roman" w:cs="Times New Roman"/>
+                <w:lang w:val="sv-SE"/>
+              </w:rPr>
+              <w:t>5</w:t>
+            </w:r>
+            <w:r>
+              <w:rPr>
+                <w:rFonts w:ascii="Times New Roman" w:hAnsi="Times New Roman" w:cs="Times New Roman"/>
+                <w:lang w:val="sv-SE"/>
+              </w:rPr>
+              <w:t>_</w:t>
+            </w:r>
+            <w:r>
+              <w:rPr>
+                <w:rFonts w:ascii="Times New Roman" w:hAnsi="Times New Roman" w:cs="Times New Roman"/>
+                <w:lang w:val="sv-SE"/>
+              </w:rPr>
+              <w:t>4</w:t>
+            </w:r>
+            <w:r>
+              <w:rPr>
+                <w:rFonts w:ascii="Times New Roman" w:hAnsi="Times New Roman" w:cs="Times New Roman"/>
+                <w:lang w:val="sv-SE"/>
+              </w:rPr>
+              <w:t>}</w:t>
+            </w:r>
+          </w:p>
+        </w:tc>
+        <w:tc>
+          <w:tcPr>
+            <w:tcW w:w="708" w:type="dxa"/>
+            <w:vAlign w:val="center"/>
+          </w:tcPr>
+          <w:p>
+            <w:pPr>
+              <w:jc w:val="center"/>
+              <w:rPr>
+                <w:rFonts w:ascii="Times New Roman" w:hAnsi="Times New Roman" w:cs="Times New Roman"/>
+                <w:lang w:val="sv-SE"/>
+              </w:rPr>
+            </w:pPr>
+            <w:r>
+              <w:rPr>
+                <w:rFonts w:ascii="Times New Roman" w:hAnsi="Times New Roman" w:cs="Times New Roman"/>
+                <w:lang w:val="sv-SE"/>
+              </w:rPr>
+              <w:t>{skor</w:t>
+            </w:r>
+            <w:r>
+              <w:rPr>
+                <w:rFonts w:ascii="Times New Roman" w:hAnsi="Times New Roman" w:cs="Times New Roman"/>
+                <w:lang w:val="sv-SE"/>
+              </w:rPr>
+              <w:t>5</w:t>
+            </w:r>
+            <w:r>
+              <w:rPr>
+                <w:rFonts w:ascii="Times New Roman" w:hAnsi="Times New Roman" w:cs="Times New Roman"/>
+                <w:lang w:val="sv-SE"/>
+              </w:rPr>
+              <w:t>_</w:t>
+            </w:r>
+            <w:r>
+              <w:rPr>
+                <w:rFonts w:ascii="Times New Roman" w:hAnsi="Times New Roman" w:cs="Times New Roman"/>
+                <w:lang w:val="sv-SE"/>
+              </w:rPr>
+              <w:t>4</w:t>
+            </w:r>
+            <w:r>
+              <w:rPr>
+                <w:rFonts w:ascii="Times New Roman" w:hAnsi="Times New Roman" w:cs="Times New Roman"/>
+                <w:lang w:val="sv-SE"/>
+              </w:rPr>
+              <w:t>}</w:t>
+            </w:r>
+          </w:p>
+        </w:tc>
+        <w:tc>
+          <w:tcPr>
+            <w:tcW w:w="3544" w:type="dxa"/>
+            <w:vMerge/>
+            <w:vAlign w:val="center"/>
+          </w:tcPr>
+          <w:p>
+            <w:pPr>
+              <w:rPr>
+                <w:rFonts w:ascii="Times New Roman" w:hAnsi="Times New Roman" w:cs="Times New Roman"/>
+              </w:rPr>
+            </w:pPr>
           </w:p>
         </w:tc>
       </w:tr>
@@ -932,6 +3033,7 @@
           </w:tcPr>
           <w:p>
             <w:pPr>
+              <w:jc w:val="center"/>
               <w:rPr>
                 <w:rFonts w:ascii="Times New Roman" w:hAnsi="Times New Roman" w:cs="Times New Roman"/>
                 <w:b/>
@@ -1005,6 +3107,7 @@
           </w:tcPr>
           <w:p>
             <w:pPr>
+              <w:jc w:val="center"/>
               <w:rPr>
                 <w:rFonts w:ascii="Times New Roman" w:hAnsi="Times New Roman" w:cs="Times New Roman"/>
               </w:rPr>
@@ -1189,12 +3292,22 @@
           <w:bCs/>
           <w:lang w:val="sv-SE"/>
         </w:rPr>
-        <w:t>E. Catatan dan Saran Supervisi</w:t>
+        <w:t>E. Catatan dan Saran Super</w:t>
+      </w:r>
+      <w:r>
+        <w:rPr>
+          <w:rFonts w:ascii="Times New Roman" w:hAnsi="Times New Roman" w:cs="Times New Roman"/>
+          <w:b/>
+          <w:bCs/>
+          <w:lang w:val="sv-SE"/>
+        </w:rPr>
+        <w:t>visor</w:t>
       </w:r>
     </w:p>
     <w:p>
       <w:pPr>
         <w:spacing w:after="0"/>
+        <w:jc w:val="both"/>
         <w:rPr>
           <w:rFonts w:ascii="Times New Roman" w:hAnsi="Times New Roman" w:cs="Times New Roman"/>
           <w:lang w:val="sv-SE"/>
@@ -1242,6 +3355,7 @@
     <w:p>
       <w:pPr>
         <w:spacing w:after="0"/>
+        <w:jc w:val="both"/>
         <w:rPr>
           <w:rFonts w:ascii="Times New Roman" w:hAnsi="Times New Roman" w:cs="Times New Roman"/>
           <w:lang w:val="sv-SE"/>
@@ -1250,6 +3364,7 @@
       <w:r>
         <w:rPr>
           <w:rFonts w:ascii="Times New Roman" w:hAnsi="Times New Roman" w:cs="Times New Roman"/>
+          <w:lang w:val="sv-SE"/>
         </w:rPr>
         <w:t>{kesimpulan_sudahB}</w:t>
       </w:r>
@@ -1257,13 +3372,16 @@
     <w:p>
       <w:pPr>
         <w:spacing w:after="0"/>
-        <w:rPr>
-          <w:rFonts w:ascii="Times New Roman" w:hAnsi="Times New Roman" w:cs="Times New Roman"/>
+        <w:jc w:val="both"/>
+        <w:rPr>
+          <w:rFonts w:ascii="Times New Roman" w:hAnsi="Times New Roman" w:cs="Times New Roman"/>
+          <w:lang w:val="sv-SE"/>
         </w:rPr>
       </w:pPr>
       <w:r>
         <w:rPr>
           <w:rFonts w:ascii="Times New Roman" w:hAnsi="Times New Roman" w:cs="Times New Roman"/>
+          <w:lang w:val="sv-SE"/>
         </w:rPr>
         <w:t>{catatan_sudahB}</w:t>
       </w:r>
@@ -1271,13 +3389,16 @@
     <w:p>
       <w:pPr>
         <w:spacing w:after="0"/>
-        <w:rPr>
-          <w:rFonts w:ascii="Times New Roman" w:hAnsi="Times New Roman" w:cs="Times New Roman"/>
+        <w:jc w:val="both"/>
+        <w:rPr>
+          <w:rFonts w:ascii="Times New Roman" w:hAnsi="Times New Roman" w:cs="Times New Roman"/>
+          <w:lang w:val="sv-SE"/>
         </w:rPr>
       </w:pPr>
       <w:r>
         <w:rPr>
           <w:rFonts w:ascii="Times New Roman" w:hAnsi="Times New Roman" w:cs="Times New Roman"/>
+          <w:lang w:val="sv-SE"/>
         </w:rPr>
         <w:t>{kesimpulan_perluB}</w:t>
       </w:r>
@@ -1285,6 +3406,7 @@
     <w:p>
       <w:pPr>
         <w:spacing w:after="0"/>
+        <w:jc w:val="both"/>
         <w:rPr>
           <w:rFonts w:ascii="Times New Roman" w:hAnsi="Times New Roman" w:cs="Times New Roman"/>
           <w:lang w:val="sv-SE"/>
@@ -1293,15 +3415,19 @@
       <w:r>
         <w:rPr>
           <w:rFonts w:ascii="Times New Roman" w:hAnsi="Times New Roman" w:cs="Times New Roman"/>
-        </w:rPr>
-        <w:t>{catatan_perluB</w:t>
+          <w:lang w:val="sv-SE"/>
+        </w:rPr>
+        <w:t>{catatan_perluB}</w:t>
       </w:r>
-      <w:r>
-        <w:rPr>
-          <w:rFonts w:ascii="Times New Roman" w:hAnsi="Times New Roman" w:cs="Times New Roman"/>
-        </w:rPr>
-        <w:t>}</w:t>
-      </w:r>
+    </w:p>
+    <w:p>
+      <w:pPr>
+        <w:spacing w:after="0"/>
+        <w:rPr>
+          <w:rFonts w:ascii="Times New Roman" w:hAnsi="Times New Roman" w:cs="Times New Roman"/>
+          <w:lang w:val="sv-SE"/>
+        </w:rPr>
+      </w:pPr>
     </w:p>
     <w:p>
       <w:pPr>
@@ -1445,7 +3571,6 @@
               <w:rPr>
                 <w:rFonts w:ascii="Times New Roman" w:hAnsi="Times New Roman" w:cs="Times New Roman"/>
               </w:rPr>
-              <w:lastRenderedPageBreak/>
               <w:t>{namaSekolahTTD}</w:t>
             </w:r>
           </w:p>
@@ -1483,15 +3608,25 @@
                 <w:rFonts w:ascii="Times New Roman" w:hAnsi="Times New Roman" w:cs="Times New Roman"/>
               </w:rPr>
             </w:pPr>
-            <w:r>
-              <w:rPr>
-                <w:rFonts w:ascii="Times New Roman" w:hAnsi="Times New Roman" w:cs="Times New Roman"/>
+          </w:p>
+          <w:p>
+            <w:pPr>
+              <w:rPr>
+                <w:rFonts w:ascii="Times New Roman" w:hAnsi="Times New Roman" w:cs="Times New Roman"/>
+                <w:lang w:val="sv-SE"/>
+              </w:rPr>
+            </w:pPr>
+            <w:r>
+              <w:rPr>
+                <w:rFonts w:ascii="Times New Roman" w:hAnsi="Times New Roman" w:cs="Times New Roman"/>
+                <w:lang w:val="sv-SE"/>
               </w:rPr>
               <w:t>Sri Apriyanti Hend</w:t>
             </w:r>
             <w:r>
               <w:rPr>
                 <w:rFonts w:ascii="Times New Roman" w:hAnsi="Times New Roman" w:cs="Times New Roman"/>
+                <w:lang w:val="sv-SE"/>
               </w:rPr>
               <w:t>yarini, S.Kom</w:t>
             </w:r>
@@ -1533,6 +3668,13 @@
                 <w:b/>
                 <w:bCs/>
                 <w:lang w:val="sv-SE"/>
+              </w:rPr>
+            </w:pPr>
+          </w:p>
+          <w:p>
+            <w:pPr>
+              <w:rPr>
+                <w:rFonts w:ascii="Times New Roman" w:hAnsi="Times New Roman" w:cs="Times New Roman"/>
               </w:rPr>
             </w:pPr>
           </w:p>
@@ -1580,7 +3722,7 @@
     </w:p>
     <w:sectPr>
       <w:pgSz w:w="11906" w:h="16838"/>
-      <w:pgMar w:top="1440" w:right="1440" w:bottom="1440" w:left="1440" w:header="708" w:footer="708" w:gutter="0"/>
+      <w:pgMar w:top="567" w:right="1077" w:bottom="567" w:left="1077" w:header="709" w:footer="709" w:gutter="0"/>
       <w:cols w:space="708"/>
       <w:docGrid w:linePitch="360"/>
     </w:sectPr>
@@ -1591,6 +3733,92 @@
 <file path=word/numbering.xml><?xml version="1.0" encoding="utf-8"?>
 <w:numbering xmlns:wpc="http://schemas.microsoft.com/office/word/2010/wordprocessingCanvas" xmlns:cx="http://schemas.microsoft.com/office/drawing/2014/chartex" xmlns:cx1="http://schemas.microsoft.com/office/drawing/2015/9/8/chartex" xmlns:cx2="http://schemas.microsoft.com/office/drawing/2015/10/21/chartex" xmlns:cx3="http://schemas.microsoft.com/office/drawing/2016/5/9/chartex" xmlns:cx4="http://schemas.microsoft.com/office/drawing/2016/5/10/chartex" xmlns:cx5="http://schemas.microsoft.com/office/drawing/2016/5/11/chartex" xmlns:cx6="http://schemas.microsoft.com/office/drawing/2016/5/12/chartex" xmlns:cx7="http://schemas.microsoft.com/office/drawing/2016/5/13/chartex" xmlns:cx8="http://schemas.microsoft.com/office/drawing/2016/5/14/chartex" xmlns:mc="http://schemas.openxmlformats.org/markup-compatibility/2006" xmlns:aink="http://schemas.microsoft.com/office/drawing/2016/ink" xmlns:am3d="http://schemas.microsoft.com/office/drawing/2017/model3d" xmlns:o="urn:schemas-microsoft-com:office:office" xmlns:oel="http://schemas.microsoft.com/office/2019/extlst" xmlns:r="http://schemas.openxmlformats.org/officeDocument/2006/relationships" xmlns:m="http://schemas.openxmlformats.org/officeDocument/2006/math" xmlns:v="urn:schemas-microsoft-com:vml" xmlns:wp14="http://schemas.microsoft.com/office/word/2010/wordprocessingDrawing" xmlns:wp="http://schemas.openxmlformats.org/drawingml/2006/wordprocessingDrawing" xmlns:w10="urn:schemas-microsoft-com:office:word" xmlns:w="http://schemas.openxmlformats.org/wordprocessingml/2006/main" xmlns:w14="http://schemas.microsoft.com/office/word/2010/wordml" xmlns:w15="http://schemas.microsoft.com/office/word/2012/wordml" xmlns:w16cex="http://schemas.microsoft.com/office/word/2018/wordml/cex" xmlns:w16cid="http://schemas.microsoft.com/office/word/2016/wordml/cid" xmlns:w16="http://schemas.microsoft.com/office/word/2018/wordml" xmlns:w16du="http://schemas.microsoft.com/office/word/2023/wordml/word16du" xmlns:w16sdtdh="http://schemas.microsoft.com/office/word/2020/wordml/sdtdatahash" xmlns:w16sdtfl="http://schemas.microsoft.com/office/word/2024/wordml/sdtformatlock" xmlns:w16se="http://schemas.microsoft.com/office/word/2015/wordml/symex" xmlns:wpg="http://schemas.microsoft.com/office/word/2010/wordprocessingGroup" xmlns:wpi="http://schemas.microsoft.com/office/word/2010/wordprocessingInk" xmlns:wne="http://schemas.microsoft.com/office/word/2006/wordml" xmlns:wps="http://schemas.microsoft.com/office/word/2010/wordprocessingShape" mc:Ignorable="w14 w15 w16se w16cid w16 w16cex w16sdtdh w16sdtfl w16du wp14">
   <w:abstractNum w:abstractNumId="0" w15:restartNumberingAfterBreak="0">
+    <w:nsid w:val="199A6271"/>
+    <w:multiLevelType w:val="hybridMultilevel"/>
+    <w:tmpl w:val="F8DE1AEA"/>
+    <w:lvl w:ilvl="0" w:tplc="3809000F">
+      <w:start w:val="1"/>
+      <w:numFmt w:val="decimal"/>
+      <w:lvlText w:val="%1."/>
+      <w:lvlJc w:val="left"/>
+      <w:pPr>
+        <w:ind w:left="720" w:hanging="360"/>
+      </w:pPr>
+    </w:lvl>
+    <w:lvl w:ilvl="1" w:tplc="38090019" w:tentative="1">
+      <w:start w:val="1"/>
+      <w:numFmt w:val="lowerLetter"/>
+      <w:lvlText w:val="%2."/>
+      <w:lvlJc w:val="left"/>
+      <w:pPr>
+        <w:ind w:left="1440" w:hanging="360"/>
+      </w:pPr>
+    </w:lvl>
+    <w:lvl w:ilvl="2" w:tplc="3809001B" w:tentative="1">
+      <w:start w:val="1"/>
+      <w:numFmt w:val="lowerRoman"/>
+      <w:lvlText w:val="%3."/>
+      <w:lvlJc w:val="right"/>
+      <w:pPr>
+        <w:ind w:left="2160" w:hanging="180"/>
+      </w:pPr>
+    </w:lvl>
+    <w:lvl w:ilvl="3" w:tplc="3809000F" w:tentative="1">
+      <w:start w:val="1"/>
+      <w:numFmt w:val="decimal"/>
+      <w:lvlText w:val="%4."/>
+      <w:lvlJc w:val="left"/>
+      <w:pPr>
+        <w:ind w:left="2880" w:hanging="360"/>
+      </w:pPr>
+    </w:lvl>
+    <w:lvl w:ilvl="4" w:tplc="38090019" w:tentative="1">
+      <w:start w:val="1"/>
+      <w:numFmt w:val="lowerLetter"/>
+      <w:lvlText w:val="%5."/>
+      <w:lvlJc w:val="left"/>
+      <w:pPr>
+        <w:ind w:left="3600" w:hanging="360"/>
+      </w:pPr>
+    </w:lvl>
+    <w:lvl w:ilvl="5" w:tplc="3809001B" w:tentative="1">
+      <w:start w:val="1"/>
+      <w:numFmt w:val="lowerRoman"/>
+      <w:lvlText w:val="%6."/>
+      <w:lvlJc w:val="right"/>
+      <w:pPr>
+        <w:ind w:left="4320" w:hanging="180"/>
+      </w:pPr>
+    </w:lvl>
+    <w:lvl w:ilvl="6" w:tplc="3809000F" w:tentative="1">
+      <w:start w:val="1"/>
+      <w:numFmt w:val="decimal"/>
+      <w:lvlText w:val="%7."/>
+      <w:lvlJc w:val="left"/>
+      <w:pPr>
+        <w:ind w:left="5040" w:hanging="360"/>
+      </w:pPr>
+    </w:lvl>
+    <w:lvl w:ilvl="7" w:tplc="38090019" w:tentative="1">
+      <w:start w:val="1"/>
+      <w:numFmt w:val="lowerLetter"/>
+      <w:lvlText w:val="%8."/>
+      <w:lvlJc w:val="left"/>
+      <w:pPr>
+        <w:ind w:left="5760" w:hanging="360"/>
+      </w:pPr>
+    </w:lvl>
+    <w:lvl w:ilvl="8" w:tplc="3809001B" w:tentative="1">
+      <w:start w:val="1"/>
+      <w:numFmt w:val="lowerRoman"/>
+      <w:lvlText w:val="%9."/>
+      <w:lvlJc w:val="right"/>
+      <w:pPr>
+        <w:ind w:left="6480" w:hanging="180"/>
+      </w:pPr>
+    </w:lvl>
+  </w:abstractNum>
+  <w:abstractNum w:abstractNumId="1" w15:restartNumberingAfterBreak="0">
     <w:nsid w:val="216D785B"/>
     <w:multiLevelType w:val="hybridMultilevel"/>
     <w:tmpl w:val="F0B876FC"/>
@@ -1679,7 +3907,265 @@
       </w:pPr>
     </w:lvl>
   </w:abstractNum>
-  <w:abstractNum w:abstractNumId="1" w15:restartNumberingAfterBreak="0">
+  <w:abstractNum w:abstractNumId="2" w15:restartNumberingAfterBreak="0">
+    <w:nsid w:val="390E0601"/>
+    <w:multiLevelType w:val="hybridMultilevel"/>
+    <w:tmpl w:val="7B3AE45C"/>
+    <w:lvl w:ilvl="0" w:tplc="FFFFFFFF">
+      <w:start w:val="1"/>
+      <w:numFmt w:val="decimal"/>
+      <w:lvlText w:val="%1."/>
+      <w:lvlJc w:val="left"/>
+      <w:pPr>
+        <w:ind w:left="720" w:hanging="360"/>
+      </w:pPr>
+    </w:lvl>
+    <w:lvl w:ilvl="1" w:tplc="FFFFFFFF" w:tentative="1">
+      <w:start w:val="1"/>
+      <w:numFmt w:val="lowerLetter"/>
+      <w:lvlText w:val="%2."/>
+      <w:lvlJc w:val="left"/>
+      <w:pPr>
+        <w:ind w:left="1440" w:hanging="360"/>
+      </w:pPr>
+    </w:lvl>
+    <w:lvl w:ilvl="2" w:tplc="FFFFFFFF" w:tentative="1">
+      <w:start w:val="1"/>
+      <w:numFmt w:val="lowerRoman"/>
+      <w:lvlText w:val="%3."/>
+      <w:lvlJc w:val="right"/>
+      <w:pPr>
+        <w:ind w:left="2160" w:hanging="180"/>
+      </w:pPr>
+    </w:lvl>
+    <w:lvl w:ilvl="3" w:tplc="FFFFFFFF" w:tentative="1">
+      <w:start w:val="1"/>
+      <w:numFmt w:val="decimal"/>
+      <w:lvlText w:val="%4."/>
+      <w:lvlJc w:val="left"/>
+      <w:pPr>
+        <w:ind w:left="2880" w:hanging="360"/>
+      </w:pPr>
+    </w:lvl>
+    <w:lvl w:ilvl="4" w:tplc="FFFFFFFF" w:tentative="1">
+      <w:start w:val="1"/>
+      <w:numFmt w:val="lowerLetter"/>
+      <w:lvlText w:val="%5."/>
+      <w:lvlJc w:val="left"/>
+      <w:pPr>
+        <w:ind w:left="3600" w:hanging="360"/>
+      </w:pPr>
+    </w:lvl>
+    <w:lvl w:ilvl="5" w:tplc="FFFFFFFF" w:tentative="1">
+      <w:start w:val="1"/>
+      <w:numFmt w:val="lowerRoman"/>
+      <w:lvlText w:val="%6."/>
+      <w:lvlJc w:val="right"/>
+      <w:pPr>
+        <w:ind w:left="4320" w:hanging="180"/>
+      </w:pPr>
+    </w:lvl>
+    <w:lvl w:ilvl="6" w:tplc="FFFFFFFF" w:tentative="1">
+      <w:start w:val="1"/>
+      <w:numFmt w:val="decimal"/>
+      <w:lvlText w:val="%7."/>
+      <w:lvlJc w:val="left"/>
+      <w:pPr>
+        <w:ind w:left="5040" w:hanging="360"/>
+      </w:pPr>
+    </w:lvl>
+    <w:lvl w:ilvl="7" w:tplc="FFFFFFFF" w:tentative="1">
+      <w:start w:val="1"/>
+      <w:numFmt w:val="lowerLetter"/>
+      <w:lvlText w:val="%8."/>
+      <w:lvlJc w:val="left"/>
+      <w:pPr>
+        <w:ind w:left="5760" w:hanging="360"/>
+      </w:pPr>
+    </w:lvl>
+    <w:lvl w:ilvl="8" w:tplc="FFFFFFFF" w:tentative="1">
+      <w:start w:val="1"/>
+      <w:numFmt w:val="lowerRoman"/>
+      <w:lvlText w:val="%9."/>
+      <w:lvlJc w:val="right"/>
+      <w:pPr>
+        <w:ind w:left="6480" w:hanging="180"/>
+      </w:pPr>
+    </w:lvl>
+  </w:abstractNum>
+  <w:abstractNum w:abstractNumId="3" w15:restartNumberingAfterBreak="0">
+    <w:nsid w:val="42BB3812"/>
+    <w:multiLevelType w:val="hybridMultilevel"/>
+    <w:tmpl w:val="ECD07536"/>
+    <w:lvl w:ilvl="0" w:tplc="FFFFFFFF">
+      <w:start w:val="1"/>
+      <w:numFmt w:val="decimal"/>
+      <w:lvlText w:val="%1."/>
+      <w:lvlJc w:val="left"/>
+      <w:pPr>
+        <w:ind w:left="720" w:hanging="360"/>
+      </w:pPr>
+    </w:lvl>
+    <w:lvl w:ilvl="1" w:tplc="FFFFFFFF" w:tentative="1">
+      <w:start w:val="1"/>
+      <w:numFmt w:val="lowerLetter"/>
+      <w:lvlText w:val="%2."/>
+      <w:lvlJc w:val="left"/>
+      <w:pPr>
+        <w:ind w:left="1440" w:hanging="360"/>
+      </w:pPr>
+    </w:lvl>
+    <w:lvl w:ilvl="2" w:tplc="FFFFFFFF" w:tentative="1">
+      <w:start w:val="1"/>
+      <w:numFmt w:val="lowerRoman"/>
+      <w:lvlText w:val="%3."/>
+      <w:lvlJc w:val="right"/>
+      <w:pPr>
+        <w:ind w:left="2160" w:hanging="180"/>
+      </w:pPr>
+    </w:lvl>
+    <w:lvl w:ilvl="3" w:tplc="FFFFFFFF" w:tentative="1">
+      <w:start w:val="1"/>
+      <w:numFmt w:val="decimal"/>
+      <w:lvlText w:val="%4."/>
+      <w:lvlJc w:val="left"/>
+      <w:pPr>
+        <w:ind w:left="2880" w:hanging="360"/>
+      </w:pPr>
+    </w:lvl>
+    <w:lvl w:ilvl="4" w:tplc="FFFFFFFF" w:tentative="1">
+      <w:start w:val="1"/>
+      <w:numFmt w:val="lowerLetter"/>
+      <w:lvlText w:val="%5."/>
+      <w:lvlJc w:val="left"/>
+      <w:pPr>
+        <w:ind w:left="3600" w:hanging="360"/>
+      </w:pPr>
+    </w:lvl>
+    <w:lvl w:ilvl="5" w:tplc="FFFFFFFF" w:tentative="1">
+      <w:start w:val="1"/>
+      <w:numFmt w:val="lowerRoman"/>
+      <w:lvlText w:val="%6."/>
+      <w:lvlJc w:val="right"/>
+      <w:pPr>
+        <w:ind w:left="4320" w:hanging="180"/>
+      </w:pPr>
+    </w:lvl>
+    <w:lvl w:ilvl="6" w:tplc="FFFFFFFF" w:tentative="1">
+      <w:start w:val="1"/>
+      <w:numFmt w:val="decimal"/>
+      <w:lvlText w:val="%7."/>
+      <w:lvlJc w:val="left"/>
+      <w:pPr>
+        <w:ind w:left="5040" w:hanging="360"/>
+      </w:pPr>
+    </w:lvl>
+    <w:lvl w:ilvl="7" w:tplc="FFFFFFFF" w:tentative="1">
+      <w:start w:val="1"/>
+      <w:numFmt w:val="lowerLetter"/>
+      <w:lvlText w:val="%8."/>
+      <w:lvlJc w:val="left"/>
+      <w:pPr>
+        <w:ind w:left="5760" w:hanging="360"/>
+      </w:pPr>
+    </w:lvl>
+    <w:lvl w:ilvl="8" w:tplc="FFFFFFFF" w:tentative="1">
+      <w:start w:val="1"/>
+      <w:numFmt w:val="lowerRoman"/>
+      <w:lvlText w:val="%9."/>
+      <w:lvlJc w:val="right"/>
+      <w:pPr>
+        <w:ind w:left="6480" w:hanging="180"/>
+      </w:pPr>
+    </w:lvl>
+  </w:abstractNum>
+  <w:abstractNum w:abstractNumId="4" w15:restartNumberingAfterBreak="0">
+    <w:nsid w:val="4B07032E"/>
+    <w:multiLevelType w:val="hybridMultilevel"/>
+    <w:tmpl w:val="BFA83E90"/>
+    <w:lvl w:ilvl="0" w:tplc="FFFFFFFF">
+      <w:start w:val="1"/>
+      <w:numFmt w:val="decimal"/>
+      <w:lvlText w:val="%1."/>
+      <w:lvlJc w:val="left"/>
+      <w:pPr>
+        <w:ind w:left="720" w:hanging="360"/>
+      </w:pPr>
+    </w:lvl>
+    <w:lvl w:ilvl="1" w:tplc="FFFFFFFF" w:tentative="1">
+      <w:start w:val="1"/>
+      <w:numFmt w:val="lowerLetter"/>
+      <w:lvlText w:val="%2."/>
+      <w:lvlJc w:val="left"/>
+      <w:pPr>
+        <w:ind w:left="1440" w:hanging="360"/>
+      </w:pPr>
+    </w:lvl>
+    <w:lvl w:ilvl="2" w:tplc="FFFFFFFF" w:tentative="1">
+      <w:start w:val="1"/>
+      <w:numFmt w:val="lowerRoman"/>
+      <w:lvlText w:val="%3."/>
+      <w:lvlJc w:val="right"/>
+      <w:pPr>
+        <w:ind w:left="2160" w:hanging="180"/>
+      </w:pPr>
+    </w:lvl>
+    <w:lvl w:ilvl="3" w:tplc="FFFFFFFF" w:tentative="1">
+      <w:start w:val="1"/>
+      <w:numFmt w:val="decimal"/>
+      <w:lvlText w:val="%4."/>
+      <w:lvlJc w:val="left"/>
+      <w:pPr>
+        <w:ind w:left="2880" w:hanging="360"/>
+      </w:pPr>
+    </w:lvl>
+    <w:lvl w:ilvl="4" w:tplc="FFFFFFFF" w:tentative="1">
+      <w:start w:val="1"/>
+      <w:numFmt w:val="lowerLetter"/>
+      <w:lvlText w:val="%5."/>
+      <w:lvlJc w:val="left"/>
+      <w:pPr>
+        <w:ind w:left="3600" w:hanging="360"/>
+      </w:pPr>
+    </w:lvl>
+    <w:lvl w:ilvl="5" w:tplc="FFFFFFFF" w:tentative="1">
+      <w:start w:val="1"/>
+      <w:numFmt w:val="lowerRoman"/>
+      <w:lvlText w:val="%6."/>
+      <w:lvlJc w:val="right"/>
+      <w:pPr>
+        <w:ind w:left="4320" w:hanging="180"/>
+      </w:pPr>
+    </w:lvl>
+    <w:lvl w:ilvl="6" w:tplc="FFFFFFFF" w:tentative="1">
+      <w:start w:val="1"/>
+      <w:numFmt w:val="decimal"/>
+      <w:lvlText w:val="%7."/>
+      <w:lvlJc w:val="left"/>
+      <w:pPr>
+        <w:ind w:left="5040" w:hanging="360"/>
+      </w:pPr>
+    </w:lvl>
+    <w:lvl w:ilvl="7" w:tplc="FFFFFFFF" w:tentative="1">
+      <w:start w:val="1"/>
+      <w:numFmt w:val="lowerLetter"/>
+      <w:lvlText w:val="%8."/>
+      <w:lvlJc w:val="left"/>
+      <w:pPr>
+        <w:ind w:left="5760" w:hanging="360"/>
+      </w:pPr>
+    </w:lvl>
+    <w:lvl w:ilvl="8" w:tplc="FFFFFFFF" w:tentative="1">
+      <w:start w:val="1"/>
+      <w:numFmt w:val="lowerRoman"/>
+      <w:lvlText w:val="%9."/>
+      <w:lvlJc w:val="right"/>
+      <w:pPr>
+        <w:ind w:left="6480" w:hanging="180"/>
+      </w:pPr>
+    </w:lvl>
+  </w:abstractNum>
+  <w:abstractNum w:abstractNumId="5" w15:restartNumberingAfterBreak="0">
     <w:nsid w:val="554F08A1"/>
     <w:multiLevelType w:val="hybridMultilevel"/>
     <w:tmpl w:val="4D680390"/>
@@ -1765,7 +4251,93 @@
       </w:pPr>
     </w:lvl>
   </w:abstractNum>
-  <w:abstractNum w:abstractNumId="2" w15:restartNumberingAfterBreak="0">
+  <w:abstractNum w:abstractNumId="6" w15:restartNumberingAfterBreak="0">
+    <w:nsid w:val="571451D5"/>
+    <w:multiLevelType w:val="hybridMultilevel"/>
+    <w:tmpl w:val="CF488204"/>
+    <w:lvl w:ilvl="0" w:tplc="FFFFFFFF">
+      <w:start w:val="1"/>
+      <w:numFmt w:val="decimal"/>
+      <w:lvlText w:val="%1."/>
+      <w:lvlJc w:val="left"/>
+      <w:pPr>
+        <w:ind w:left="720" w:hanging="360"/>
+      </w:pPr>
+    </w:lvl>
+    <w:lvl w:ilvl="1" w:tplc="FFFFFFFF" w:tentative="1">
+      <w:start w:val="1"/>
+      <w:numFmt w:val="lowerLetter"/>
+      <w:lvlText w:val="%2."/>
+      <w:lvlJc w:val="left"/>
+      <w:pPr>
+        <w:ind w:left="1440" w:hanging="360"/>
+      </w:pPr>
+    </w:lvl>
+    <w:lvl w:ilvl="2" w:tplc="FFFFFFFF" w:tentative="1">
+      <w:start w:val="1"/>
+      <w:numFmt w:val="lowerRoman"/>
+      <w:lvlText w:val="%3."/>
+      <w:lvlJc w:val="right"/>
+      <w:pPr>
+        <w:ind w:left="2160" w:hanging="180"/>
+      </w:pPr>
+    </w:lvl>
+    <w:lvl w:ilvl="3" w:tplc="FFFFFFFF" w:tentative="1">
+      <w:start w:val="1"/>
+      <w:numFmt w:val="decimal"/>
+      <w:lvlText w:val="%4."/>
+      <w:lvlJc w:val="left"/>
+      <w:pPr>
+        <w:ind w:left="2880" w:hanging="360"/>
+      </w:pPr>
+    </w:lvl>
+    <w:lvl w:ilvl="4" w:tplc="FFFFFFFF" w:tentative="1">
+      <w:start w:val="1"/>
+      <w:numFmt w:val="lowerLetter"/>
+      <w:lvlText w:val="%5."/>
+      <w:lvlJc w:val="left"/>
+      <w:pPr>
+        <w:ind w:left="3600" w:hanging="360"/>
+      </w:pPr>
+    </w:lvl>
+    <w:lvl w:ilvl="5" w:tplc="FFFFFFFF" w:tentative="1">
+      <w:start w:val="1"/>
+      <w:numFmt w:val="lowerRoman"/>
+      <w:lvlText w:val="%6."/>
+      <w:lvlJc w:val="right"/>
+      <w:pPr>
+        <w:ind w:left="4320" w:hanging="180"/>
+      </w:pPr>
+    </w:lvl>
+    <w:lvl w:ilvl="6" w:tplc="FFFFFFFF" w:tentative="1">
+      <w:start w:val="1"/>
+      <w:numFmt w:val="decimal"/>
+      <w:lvlText w:val="%7."/>
+      <w:lvlJc w:val="left"/>
+      <w:pPr>
+        <w:ind w:left="5040" w:hanging="360"/>
+      </w:pPr>
+    </w:lvl>
+    <w:lvl w:ilvl="7" w:tplc="FFFFFFFF" w:tentative="1">
+      <w:start w:val="1"/>
+      <w:numFmt w:val="lowerLetter"/>
+      <w:lvlText w:val="%8."/>
+      <w:lvlJc w:val="left"/>
+      <w:pPr>
+        <w:ind w:left="5760" w:hanging="360"/>
+      </w:pPr>
+    </w:lvl>
+    <w:lvl w:ilvl="8" w:tplc="FFFFFFFF" w:tentative="1">
+      <w:start w:val="1"/>
+      <w:numFmt w:val="lowerRoman"/>
+      <w:lvlText w:val="%9."/>
+      <w:lvlJc w:val="right"/>
+      <w:pPr>
+        <w:ind w:left="6480" w:hanging="180"/>
+      </w:pPr>
+    </w:lvl>
+  </w:abstractNum>
+  <w:abstractNum w:abstractNumId="7" w15:restartNumberingAfterBreak="0">
     <w:nsid w:val="71C012C5"/>
     <w:multiLevelType w:val="hybridMultilevel"/>
     <w:tmpl w:val="93689DE2"/>
@@ -1851,7 +4423,7 @@
       </w:pPr>
     </w:lvl>
   </w:abstractNum>
-  <w:abstractNum w:abstractNumId="3" w15:restartNumberingAfterBreak="0">
+  <w:abstractNum w:abstractNumId="8" w15:restartNumberingAfterBreak="0">
     <w:nsid w:val="735609D1"/>
     <w:multiLevelType w:val="hybridMultilevel"/>
     <w:tmpl w:val="9550B19C"/>
@@ -1937,7 +4509,7 @@
       </w:pPr>
     </w:lvl>
   </w:abstractNum>
-  <w:abstractNum w:abstractNumId="4" w15:restartNumberingAfterBreak="0">
+  <w:abstractNum w:abstractNumId="9" w15:restartNumberingAfterBreak="0">
     <w:nsid w:val="759D469C"/>
     <w:multiLevelType w:val="hybridMultilevel"/>
     <w:tmpl w:val="A8C63972"/>
@@ -2027,19 +4599,34 @@
     </w:lvl>
   </w:abstractNum>
   <w:num w:numId="1" w16cid:durableId="2030987840">
+    <w:abstractNumId w:val="8"/>
+  </w:num>
+  <w:num w:numId="2" w16cid:durableId="1843162171">
+    <w:abstractNumId w:val="7"/>
+  </w:num>
+  <w:num w:numId="3" w16cid:durableId="1328905353">
+    <w:abstractNumId w:val="5"/>
+  </w:num>
+  <w:num w:numId="4" w16cid:durableId="1029839511">
+    <w:abstractNumId w:val="9"/>
+  </w:num>
+  <w:num w:numId="5" w16cid:durableId="1731659542">
+    <w:abstractNumId w:val="1"/>
+  </w:num>
+  <w:num w:numId="6" w16cid:durableId="1846632020">
+    <w:abstractNumId w:val="0"/>
+  </w:num>
+  <w:num w:numId="7" w16cid:durableId="368645879">
+    <w:abstractNumId w:val="2"/>
+  </w:num>
+  <w:num w:numId="8" w16cid:durableId="1109197668">
     <w:abstractNumId w:val="3"/>
   </w:num>
-  <w:num w:numId="2" w16cid:durableId="1843162171">
-    <w:abstractNumId w:val="2"/>
+  <w:num w:numId="9" w16cid:durableId="759642072">
+    <w:abstractNumId w:val="6"/>
   </w:num>
-  <w:num w:numId="3" w16cid:durableId="1328905353">
-    <w:abstractNumId w:val="1"/>
-  </w:num>
-  <w:num w:numId="4" w16cid:durableId="1029839511">
+  <w:num w:numId="10" w16cid:durableId="869610158">
     <w:abstractNumId w:val="4"/>
-  </w:num>
-  <w:num w:numId="5" w16cid:durableId="1731659542">
-    <w:abstractNumId w:val="0"/>
   </w:num>
 </w:numbering>
 </file>

--- a/public/template_b.docx
+++ b/public/template_b.docx
@@ -2883,7 +2883,25 @@
           <w:bCs/>
           <w:lang w:val="sv-SE"/>
         </w:rPr>
-        <w:t>C. Rekap Nilai Supervisi</w:t>
+        <w:t xml:space="preserve">C. </w:t>
+      </w:r>
+      <w:r>
+        <w:rPr>
+          <w:rFonts w:ascii="Times New Roman" w:hAnsi="Times New Roman" w:cs="Times New Roman"/>
+          <w:b/>
+          <w:bCs/>
+          <w:lang w:val="sv-SE"/>
+        </w:rPr>
+        <w:t>Rekapitulasi</w:t>
+      </w:r>
+      <w:r>
+        <w:rPr>
+          <w:rFonts w:ascii="Times New Roman" w:hAnsi="Times New Roman" w:cs="Times New Roman"/>
+          <w:b/>
+          <w:bCs/>
+          <w:lang w:val="sv-SE"/>
+        </w:rPr>
+        <w:t xml:space="preserve"> Nilai Supervisi</w:t>
       </w:r>
     </w:p>
     <w:tbl>
